--- a/fast_algorithms_in_protection_systems/Отчёты/Практическое занятие № 3/Практическое занятие № 3.docx
+++ b/fast_algorithms_in_protection_systems/Отчёты/Практическое занятие № 3/Практическое занятие № 3.docx
@@ -442,7 +442,14 @@
                 <w:rFonts w:cs="Times New Roman"/>
                 <w:szCs w:val="28"/>
               </w:rPr>
-              <w:t>Выполнили: студенты группы ВКБ51</w:t>
+              <w:t>Выполнили: студенты группы ВКБ5</w:t>
+            </w:r>
+            <w:r>
+              <w:rPr>
+                <w:rFonts w:cs="Times New Roman"/>
+                <w:szCs w:val="28"/>
+              </w:rPr>
+              <w:t>3</w:t>
             </w:r>
           </w:p>
         </w:tc>
@@ -476,7 +483,7 @@
                 <w:rFonts w:cs="Times New Roman"/>
                 <w:szCs w:val="28"/>
               </w:rPr>
-              <w:t>Савин Александр</w:t>
+              <w:t>Голованов Ф.А.</w:t>
             </w:r>
           </w:p>
         </w:tc>
@@ -510,7 +517,7 @@
                 <w:rFonts w:cs="Times New Roman"/>
                 <w:szCs w:val="28"/>
               </w:rPr>
-              <w:t>Сац Никита</w:t>
+              <w:t>Ермолаев Б.Ю.</w:t>
             </w:r>
           </w:p>
         </w:tc>
@@ -539,21 +546,12 @@
                 <w:szCs w:val="28"/>
               </w:rPr>
             </w:pPr>
-            <w:proofErr w:type="spellStart"/>
             <w:r>
               <w:rPr>
                 <w:rFonts w:cs="Times New Roman"/>
                 <w:szCs w:val="28"/>
               </w:rPr>
-              <w:t>Пересада</w:t>
-            </w:r>
-            <w:proofErr w:type="spellEnd"/>
-            <w:r>
-              <w:rPr>
-                <w:rFonts w:cs="Times New Roman"/>
-                <w:szCs w:val="28"/>
-              </w:rPr>
-              <w:t xml:space="preserve"> Никита</w:t>
+              <w:t>Лёза А.А.</w:t>
             </w:r>
           </w:p>
         </w:tc>
@@ -587,7 +585,14 @@
                 <w:rFonts w:cs="Times New Roman"/>
                 <w:szCs w:val="28"/>
               </w:rPr>
-              <w:t xml:space="preserve">Якушевский Сергей </w:t>
+              <w:t>Ковалев Д.П.</w:t>
+            </w:r>
+            <w:r>
+              <w:rPr>
+                <w:rFonts w:cs="Times New Roman"/>
+                <w:szCs w:val="28"/>
+              </w:rPr>
+              <w:t xml:space="preserve"> </w:t>
             </w:r>
           </w:p>
         </w:tc>
@@ -657,7 +662,14 @@
                 <w:rFonts w:cs="Times New Roman"/>
                 <w:szCs w:val="28"/>
               </w:rPr>
-              <w:t xml:space="preserve">Проверил: профессор </w:t>
+              <w:t>Проверил: пр</w:t>
+            </w:r>
+            <w:r>
+              <w:rPr>
+                <w:rFonts w:cs="Times New Roman"/>
+                <w:szCs w:val="28"/>
+              </w:rPr>
+              <w:t>еп.</w:t>
             </w:r>
           </w:p>
         </w:tc>
@@ -691,7 +703,7 @@
                 <w:rFonts w:cs="Times New Roman"/>
                 <w:szCs w:val="28"/>
               </w:rPr>
-              <w:t>Черкесова Лариса Владимировна</w:t>
+              <w:t>Молодцова А.И.</w:t>
             </w:r>
           </w:p>
         </w:tc>
@@ -822,23 +834,7 @@
           <w:rFonts w:eastAsia="Times New Roman" w:cs="Times New Roman"/>
           <w:szCs w:val="28"/>
         </w:rPr>
-        <w:t xml:space="preserve">Технологические и проектные уязвимости: С уменьшением проектных норм в сторону "глубокого </w:t>
-      </w:r>
-      <w:proofErr w:type="spellStart"/>
-      <w:r>
-        <w:rPr>
-          <w:rFonts w:eastAsia="Times New Roman" w:cs="Times New Roman"/>
-          <w:szCs w:val="28"/>
-        </w:rPr>
-        <w:t>субмикрона</w:t>
-      </w:r>
-      <w:proofErr w:type="spellEnd"/>
-      <w:r>
-        <w:rPr>
-          <w:rFonts w:eastAsia="Times New Roman" w:cs="Times New Roman"/>
-          <w:szCs w:val="28"/>
-        </w:rPr>
-        <w:t>" сложность выявления уязвимостей в микросхемах значительно возросла, требуя новых методов обнаружения.</w:t>
+        <w:t>Технологические и проектные уязвимости: С уменьшением проектных норм в сторону "глубокого субмикрона" сложность выявления уязвимостей в микросхемах значительно возросла, требуя новых методов обнаружения.</w:t>
       </w:r>
     </w:p>
     <w:p>
@@ -860,23 +856,7 @@
           <w:rFonts w:eastAsia="Times New Roman" w:cs="Times New Roman"/>
           <w:szCs w:val="28"/>
         </w:rPr>
-        <w:t xml:space="preserve">Использование отладочных функций: Специалисты </w:t>
-      </w:r>
-      <w:proofErr w:type="spellStart"/>
-      <w:r>
-        <w:rPr>
-          <w:rFonts w:eastAsia="Times New Roman" w:cs="Times New Roman"/>
-          <w:szCs w:val="28"/>
-        </w:rPr>
-        <w:t>Positive</w:t>
-      </w:r>
-      <w:proofErr w:type="spellEnd"/>
-      <w:r>
-        <w:rPr>
-          <w:rFonts w:eastAsia="Times New Roman" w:cs="Times New Roman"/>
-          <w:szCs w:val="28"/>
-        </w:rPr>
-        <w:t xml:space="preserve"> Technologies выявили, что отладочный интерфейс JTAG, реализованный в технологии Intel ME, позволяет получить низкоуровневый доступ к аппаратной части компьютера и запускать произвольный код "за пределами видимости пользователя и операционной системы".</w:t>
+        <w:t>Использование отладочных функций: Специалисты Positive Technologies выявили, что отладочный интерфейс JTAG, реализованный в технологии Intel ME, позволяет получить низкоуровневый доступ к аппаратной части компьютера и запускать произвольный код "за пределами видимости пользователя и операционной системы".</w:t>
       </w:r>
     </w:p>
     <w:p>
@@ -920,23 +900,15 @@
           <w:rFonts w:eastAsia="Times New Roman" w:cs="Times New Roman"/>
           <w:szCs w:val="28"/>
         </w:rPr>
-        <w:t>Уязвимости микроконтроллеров: В микроконтроллерах используются "пережигаемые перемычки" (</w:t>
-      </w:r>
-      <w:proofErr w:type="spellStart"/>
-      <w:r>
-        <w:rPr>
-          <w:rFonts w:eastAsia="Times New Roman" w:cs="Times New Roman"/>
-          <w:szCs w:val="28"/>
-        </w:rPr>
-        <w:t>fuses</w:t>
-      </w:r>
-      <w:proofErr w:type="spellEnd"/>
-      <w:r>
-        <w:rPr>
-          <w:rFonts w:eastAsia="Times New Roman" w:cs="Times New Roman"/>
-          <w:szCs w:val="28"/>
-        </w:rPr>
-        <w:t>) для запрета несанкционированного чтения или модификации памяти. Однако специалисты по обратному проектированию могут их нейтрализовать, получая доступ для чтения и модификации содержимого памяти.</w:t>
+        <w:t xml:space="preserve">Уязвимости микроконтроллеров: В микроконтроллерах используются "пережигаемые перемычки" (fuses) для запрета </w:t>
+      </w:r>
+      <w:r>
+        <w:rPr>
+          <w:rFonts w:eastAsia="Times New Roman" w:cs="Times New Roman"/>
+          <w:szCs w:val="28"/>
+        </w:rPr>
+        <w:lastRenderedPageBreak/>
+        <w:t>несанкционированного чтения или модификации памяти. Однако специалисты по обратному проектированию могут их нейтрализовать, получая доступ для чтения и модификации содержимого памяти.</w:t>
       </w:r>
     </w:p>
     <w:p>
@@ -958,23 +930,7 @@
           <w:rFonts w:eastAsia="Times New Roman" w:cs="Times New Roman"/>
           <w:szCs w:val="28"/>
         </w:rPr>
-        <w:t xml:space="preserve">Риски на этапах проектирования и производства: Возможны мошенничество (клонирование), анализ побочных каналов (утечка информации через потребление мощности, электромагнитное излучение). Наивысший уровень риска внедрения аппаратных троянов приходится на IP-блоки, стандартные ячейки и модели, особенно при использовании чужих IP-блоков или </w:t>
-      </w:r>
-      <w:proofErr w:type="spellStart"/>
-      <w:r>
-        <w:rPr>
-          <w:rFonts w:eastAsia="Times New Roman" w:cs="Times New Roman"/>
-          <w:szCs w:val="28"/>
-        </w:rPr>
-        <w:t>fabless</w:t>
-      </w:r>
-      <w:proofErr w:type="spellEnd"/>
-      <w:r>
-        <w:rPr>
-          <w:rFonts w:eastAsia="Times New Roman" w:cs="Times New Roman"/>
-          <w:szCs w:val="28"/>
-        </w:rPr>
-        <w:t>-проектирования.</w:t>
+        <w:t>Риски на этапах проектирования и производства: Возможны мошенничество (клонирование), анализ побочных каналов (утечка информации через потребление мощности, электромагнитное излучение). Наивысший уровень риска внедрения аппаратных троянов приходится на IP-блоки, стандартные ячейки и модели, особенно при использовании чужих IP-блоков или fabless-проектирования.</w:t>
       </w:r>
     </w:p>
     <w:p>
@@ -1013,39 +969,7 @@
           <w:rFonts w:eastAsia="Times New Roman" w:cs="Times New Roman"/>
           <w:szCs w:val="28"/>
         </w:rPr>
-        <w:t>Преднамеренные "лазейки" (</w:t>
-      </w:r>
-      <w:proofErr w:type="spellStart"/>
-      <w:r>
-        <w:rPr>
-          <w:rFonts w:eastAsia="Times New Roman" w:cs="Times New Roman"/>
-          <w:szCs w:val="28"/>
-        </w:rPr>
-        <w:t>backdoors</w:t>
-      </w:r>
-      <w:proofErr w:type="spellEnd"/>
-      <w:r>
-        <w:rPr>
-          <w:rFonts w:eastAsia="Times New Roman" w:cs="Times New Roman"/>
-          <w:szCs w:val="28"/>
-        </w:rPr>
-        <w:t xml:space="preserve">): Существует риск, что криптографические алгоритмы могут содержать преднамеренно внедренные "лазейки", позволяющие злоумышленнику обойти шифрование. Примером является алгоритм </w:t>
-      </w:r>
-      <w:proofErr w:type="spellStart"/>
-      <w:r>
-        <w:rPr>
-          <w:rFonts w:eastAsia="Times New Roman" w:cs="Times New Roman"/>
-          <w:szCs w:val="28"/>
-        </w:rPr>
-        <w:t>Dual_EC_DRBG</w:t>
-      </w:r>
-      <w:proofErr w:type="spellEnd"/>
-      <w:r>
-        <w:rPr>
-          <w:rFonts w:eastAsia="Times New Roman" w:cs="Times New Roman"/>
-          <w:szCs w:val="28"/>
-        </w:rPr>
-        <w:t>, который был санкционирован NIST и использовался крупными корпорациями по желанию правительства США. Внедрение такого алгоритма делает шифрование бесполезным, будучи более эффективным методом шпионажа, чем программные трояны.</w:t>
+        <w:t>Преднамеренные "лазейки" (backdoors): Существует риск, что криптографические алгоритмы могут содержать преднамеренно внедренные "лазейки", позволяющие злоумышленнику обойти шифрование. Примером является алгоритм Dual_EC_DRBG, который был санкционирован NIST и использовался крупными корпорациями по желанию правительства США. Внедрение такого алгоритма делает шифрование бесполезным, будучи более эффективным методом шпионажа, чем программные трояны.</w:t>
       </w:r>
     </w:p>
     <w:p>
@@ -1128,7 +1052,15 @@
           <w:rFonts w:eastAsia="Times New Roman" w:cs="Times New Roman"/>
           <w:szCs w:val="28"/>
         </w:rPr>
-        <w:t>Использование разработчиков в интересах спецслужб: Существует угроза использования разработчиков и поставщиков средств киберзащиты в интересах "национальной безопасности", при этом компании-поставщики могут быть не осведомлены о реальном положении дел. Единственный способ исключить такой риск – использовать отечественные продукты кибербезопасности, созданные на основе доверенной отечественной ЭКБ.</w:t>
+        <w:t xml:space="preserve">Использование разработчиков в интересах спецслужб: Существует угроза использования разработчиков и поставщиков средств киберзащиты в интересах "национальной безопасности", при этом компании-поставщики могут быть не осведомлены о реальном положении дел. Единственный способ </w:t>
+      </w:r>
+      <w:r>
+        <w:rPr>
+          <w:rFonts w:eastAsia="Times New Roman" w:cs="Times New Roman"/>
+          <w:szCs w:val="28"/>
+        </w:rPr>
+        <w:lastRenderedPageBreak/>
+        <w:t>исключить такой риск – использовать отечественные продукты кибербезопасности, созданные на основе доверенной отечественной ЭКБ.</w:t>
       </w:r>
     </w:p>
     <w:p>
@@ -1170,39 +1102,7 @@
           <w:rFonts w:eastAsia="Times New Roman" w:cs="Times New Roman"/>
           <w:szCs w:val="28"/>
         </w:rPr>
-        <w:t>Определение уязвимости: Уязвимость (</w:t>
-      </w:r>
-      <w:proofErr w:type="spellStart"/>
-      <w:r>
-        <w:rPr>
-          <w:rFonts w:eastAsia="Times New Roman" w:cs="Times New Roman"/>
-          <w:szCs w:val="28"/>
-        </w:rPr>
-        <w:t>vulnerability</w:t>
-      </w:r>
-      <w:proofErr w:type="spellEnd"/>
-      <w:r>
-        <w:rPr>
-          <w:rFonts w:eastAsia="Times New Roman" w:cs="Times New Roman"/>
-          <w:szCs w:val="28"/>
-        </w:rPr>
-        <w:t xml:space="preserve">) – это состояние вычислительной системы, которое позволяет выполнять команды от имени другого пользователя, получать доступ к закрытой информации, выдавать себя за другого пользователя/ресурс или проводить </w:t>
-      </w:r>
-      <w:proofErr w:type="spellStart"/>
-      <w:r>
-        <w:rPr>
-          <w:rFonts w:eastAsia="Times New Roman" w:cs="Times New Roman"/>
-          <w:szCs w:val="28"/>
-        </w:rPr>
-        <w:t>DoS</w:t>
-      </w:r>
-      <w:proofErr w:type="spellEnd"/>
-      <w:r>
-        <w:rPr>
-          <w:rFonts w:eastAsia="Times New Roman" w:cs="Times New Roman"/>
-          <w:szCs w:val="28"/>
-        </w:rPr>
-        <w:t>-атаку. В общем случае это недостаток в системе, который может быть использован для нарушения её целостности и некорректной работы.</w:t>
+        <w:t>Определение уязвимости: Уязвимость (vulnerability) – это состояние вычислительной системы, которое позволяет выполнять команды от имени другого пользователя, получать доступ к закрытой информации, выдавать себя за другого пользователя/ресурс или проводить DoS-атаку. В общем случае это недостаток в системе, который может быть использован для нарушения её целостности и некорректной работы.</w:t>
       </w:r>
     </w:p>
     <w:p>
@@ -1219,23 +1119,7 @@
           <w:rFonts w:eastAsia="Times New Roman" w:cs="Times New Roman"/>
           <w:szCs w:val="28"/>
         </w:rPr>
-        <w:t>Определение открытости (</w:t>
-      </w:r>
-      <w:proofErr w:type="spellStart"/>
-      <w:r>
-        <w:rPr>
-          <w:rFonts w:eastAsia="Times New Roman" w:cs="Times New Roman"/>
-          <w:szCs w:val="28"/>
-        </w:rPr>
-        <w:t>exposure</w:t>
-      </w:r>
-      <w:proofErr w:type="spellEnd"/>
-      <w:r>
-        <w:rPr>
-          <w:rFonts w:eastAsia="Times New Roman" w:cs="Times New Roman"/>
-          <w:szCs w:val="28"/>
-        </w:rPr>
-        <w:t>): Открытость – это состояние системы, которое не является уязвимостью, но позволяет атакующему собирать защищенную информацию, скрывать свою деятельность, использовать корректно работающие, но легко эксплуатируемые возможности, или является первичной точкой входа.</w:t>
+        <w:t>Определение открытости (exposure): Открытость – это состояние системы, которое не является уязвимостью, но позволяет атакующему собирать защищенную информацию, скрывать свою деятельность, использовать корректно работающие, но легко эксплуатируемые возможности, или является первичной точкой входа.</w:t>
       </w:r>
     </w:p>
     <w:p>
@@ -1307,6 +1191,7 @@
           <w:rFonts w:eastAsia="Times New Roman" w:cs="Times New Roman"/>
           <w:szCs w:val="28"/>
         </w:rPr>
+        <w:lastRenderedPageBreak/>
         <w:t>Причины: Программисты могут намеренно оставлять "лазейки" для отладки, которые становятся бэкдорами. Использование средств проектирования различного происхождения, повышающих риск "диверсионных" уязвимостей. Включение сторонних компонентов или открытого кода без тщательного анализа.</w:t>
       </w:r>
     </w:p>
@@ -1420,55 +1305,7 @@
           <w:rFonts w:eastAsia="Times New Roman" w:cs="Times New Roman"/>
           <w:szCs w:val="28"/>
         </w:rPr>
-        <w:t>Переполнение буфера (</w:t>
-      </w:r>
-      <w:proofErr w:type="spellStart"/>
-      <w:r>
-        <w:rPr>
-          <w:rFonts w:eastAsia="Times New Roman" w:cs="Times New Roman"/>
-          <w:szCs w:val="28"/>
-        </w:rPr>
-        <w:t>Buffer</w:t>
-      </w:r>
-      <w:proofErr w:type="spellEnd"/>
-      <w:r>
-        <w:rPr>
-          <w:rFonts w:eastAsia="Times New Roman" w:cs="Times New Roman"/>
-          <w:szCs w:val="28"/>
-        </w:rPr>
-        <w:t xml:space="preserve"> </w:t>
-      </w:r>
-      <w:proofErr w:type="spellStart"/>
-      <w:r>
-        <w:rPr>
-          <w:rFonts w:eastAsia="Times New Roman" w:cs="Times New Roman"/>
-          <w:szCs w:val="28"/>
-        </w:rPr>
-        <w:t>Overflow</w:t>
-      </w:r>
-      <w:proofErr w:type="spellEnd"/>
-      <w:r>
-        <w:rPr>
-          <w:rFonts w:eastAsia="Times New Roman" w:cs="Times New Roman"/>
-          <w:szCs w:val="28"/>
-        </w:rPr>
-        <w:t>): Возникает при записи данных в буфер, превышающих его размер, что приводит к повреждению данных, расположенных рядом, аварийному завершению программы (</w:t>
-      </w:r>
-      <w:proofErr w:type="spellStart"/>
-      <w:r>
-        <w:rPr>
-          <w:rFonts w:eastAsia="Times New Roman" w:cs="Times New Roman"/>
-          <w:szCs w:val="28"/>
-        </w:rPr>
-        <w:t>DoS</w:t>
-      </w:r>
-      <w:proofErr w:type="spellEnd"/>
-      <w:r>
-        <w:rPr>
-          <w:rFonts w:eastAsia="Times New Roman" w:cs="Times New Roman"/>
-          <w:szCs w:val="28"/>
-        </w:rPr>
-        <w:t>), или даже выполнению произвольного машинного кода от имени программы. Это один из наиболее популярных способов взлома.</w:t>
+        <w:t>Переполнение буфера (Buffer Overflow): Возникает при записи данных в буфер, превышающих его размер, что приводит к повреждению данных, расположенных рядом, аварийному завершению программы (DoS), или даже выполнению произвольного машинного кода от имени программы. Это один из наиболее популярных способов взлома.</w:t>
       </w:r>
     </w:p>
     <w:p>
@@ -1490,39 +1327,7 @@
           <w:rFonts w:eastAsia="Times New Roman" w:cs="Times New Roman"/>
           <w:szCs w:val="28"/>
         </w:rPr>
-        <w:t>Висячие указатели (</w:t>
-      </w:r>
-      <w:proofErr w:type="spellStart"/>
-      <w:r>
-        <w:rPr>
-          <w:rFonts w:eastAsia="Times New Roman" w:cs="Times New Roman"/>
-          <w:szCs w:val="28"/>
-        </w:rPr>
-        <w:t>Dangling</w:t>
-      </w:r>
-      <w:proofErr w:type="spellEnd"/>
-      <w:r>
-        <w:rPr>
-          <w:rFonts w:eastAsia="Times New Roman" w:cs="Times New Roman"/>
-          <w:szCs w:val="28"/>
-        </w:rPr>
-        <w:t xml:space="preserve"> </w:t>
-      </w:r>
-      <w:proofErr w:type="spellStart"/>
-      <w:r>
-        <w:rPr>
-          <w:rFonts w:eastAsia="Times New Roman" w:cs="Times New Roman"/>
-          <w:szCs w:val="28"/>
-        </w:rPr>
-        <w:t>Pointers</w:t>
-      </w:r>
-      <w:proofErr w:type="spellEnd"/>
-      <w:r>
-        <w:rPr>
-          <w:rFonts w:eastAsia="Times New Roman" w:cs="Times New Roman"/>
-          <w:szCs w:val="28"/>
-        </w:rPr>
-        <w:t>): Указатель ссылается на область памяти, где данные уже удалены или перемещены, что может привести к непредсказуемому поведению программы, утечке информации или спаму.</w:t>
+        <w:t>Висячие указатели (Dangling Pointers): Указатель ссылается на область памяти, где данные уже удалены или перемещены, что может привести к непредсказуемому поведению программы, утечке информации или спаму.</w:t>
       </w:r>
     </w:p>
     <w:p>
@@ -1588,6 +1393,7 @@
           <w:rFonts w:eastAsia="Times New Roman" w:cs="Times New Roman"/>
           <w:szCs w:val="28"/>
         </w:rPr>
+        <w:lastRenderedPageBreak/>
         <w:t>Обращение по нулевому указателю: Попытка доступа по указателю, который не ссылается на допустимый объект, приводящая к аварийному завершению.</w:t>
       </w:r>
     </w:p>
@@ -1676,39 +1482,7 @@
           <w:rFonts w:eastAsia="Times New Roman" w:cs="Times New Roman"/>
           <w:szCs w:val="28"/>
         </w:rPr>
-        <w:t xml:space="preserve">SQL-инъекция, XSS (межсайтовый </w:t>
-      </w:r>
-      <w:proofErr w:type="spellStart"/>
-      <w:r>
-        <w:rPr>
-          <w:rFonts w:eastAsia="Times New Roman" w:cs="Times New Roman"/>
-          <w:szCs w:val="28"/>
-        </w:rPr>
-        <w:t>скриптинг</w:t>
-      </w:r>
-      <w:proofErr w:type="spellEnd"/>
-      <w:r>
-        <w:rPr>
-          <w:rFonts w:eastAsia="Times New Roman" w:cs="Times New Roman"/>
-          <w:szCs w:val="28"/>
-        </w:rPr>
-        <w:t xml:space="preserve">), инъекция кода, инъекция </w:t>
-      </w:r>
-      <w:proofErr w:type="spellStart"/>
-      <w:r>
-        <w:rPr>
-          <w:rFonts w:eastAsia="Times New Roman" w:cs="Times New Roman"/>
-          <w:szCs w:val="28"/>
-        </w:rPr>
-        <w:t>e-mail</w:t>
-      </w:r>
-      <w:proofErr w:type="spellEnd"/>
-      <w:r>
-        <w:rPr>
-          <w:rFonts w:eastAsia="Times New Roman" w:cs="Times New Roman"/>
-          <w:szCs w:val="28"/>
-        </w:rPr>
-        <w:t>, обход каталогов, ошибки форматирующей строки.</w:t>
+        <w:t>SQL-инъекция, XSS (межсайтовый скриптинг), инъекция кода, инъекция e-mail, обход каталогов, ошибки форматирующей строки.</w:t>
       </w:r>
     </w:p>
     <w:p>
@@ -1752,23 +1526,7 @@
           <w:rFonts w:eastAsia="Times New Roman" w:cs="Times New Roman"/>
           <w:szCs w:val="28"/>
         </w:rPr>
-        <w:t xml:space="preserve">Состояния гонки (Race </w:t>
-      </w:r>
-      <w:proofErr w:type="spellStart"/>
-      <w:r>
-        <w:rPr>
-          <w:rFonts w:eastAsia="Times New Roman" w:cs="Times New Roman"/>
-          <w:szCs w:val="28"/>
-        </w:rPr>
-        <w:t>Conditions</w:t>
-      </w:r>
-      <w:proofErr w:type="spellEnd"/>
-      <w:r>
-        <w:rPr>
-          <w:rFonts w:eastAsia="Times New Roman" w:cs="Times New Roman"/>
-          <w:szCs w:val="28"/>
-        </w:rPr>
-        <w:t>): Ошибки времени-проверки-ко-времени-использования.</w:t>
+        <w:t>Состояния гонки (Race Conditions): Ошибки времени-проверки-ко-времени-использования.</w:t>
       </w:r>
     </w:p>
     <w:p>
@@ -1786,23 +1544,7 @@
           <w:rFonts w:eastAsia="Times New Roman" w:cs="Times New Roman"/>
           <w:szCs w:val="28"/>
         </w:rPr>
-        <w:t xml:space="preserve">Риски: Приводят к переполнению буфера. Могут быть использованы для повышения привилегий (получение </w:t>
-      </w:r>
-      <w:proofErr w:type="spellStart"/>
-      <w:r>
-        <w:rPr>
-          <w:rFonts w:eastAsia="Times New Roman" w:cs="Times New Roman"/>
-          <w:szCs w:val="28"/>
-        </w:rPr>
-        <w:t>бóльших</w:t>
-      </w:r>
-      <w:proofErr w:type="spellEnd"/>
-      <w:r>
-        <w:rPr>
-          <w:rFonts w:eastAsia="Times New Roman" w:cs="Times New Roman"/>
-          <w:szCs w:val="28"/>
-        </w:rPr>
-        <w:t xml:space="preserve"> полномочий, чем разрешено, "горизонтальное" или "вертикальное").</w:t>
+        <w:t>Риски: Приводят к переполнению буфера. Могут быть использованы для повышения привилегий (получение бóльших полномочий, чем разрешено, "горизонтальное" или "вертикальное").</w:t>
       </w:r>
     </w:p>
     <w:p>
@@ -1902,23 +1644,7 @@
           <w:rFonts w:eastAsia="Times New Roman" w:cs="Times New Roman"/>
           <w:szCs w:val="28"/>
         </w:rPr>
-        <w:t xml:space="preserve">Уязвимости нулевого дня (0-day </w:t>
-      </w:r>
-      <w:proofErr w:type="spellStart"/>
-      <w:r>
-        <w:rPr>
-          <w:rFonts w:eastAsia="Times New Roman" w:cs="Times New Roman"/>
-          <w:szCs w:val="28"/>
-        </w:rPr>
-        <w:t>vulnerabilities</w:t>
-      </w:r>
-      <w:proofErr w:type="spellEnd"/>
-      <w:r>
-        <w:rPr>
-          <w:rFonts w:eastAsia="Times New Roman" w:cs="Times New Roman"/>
-          <w:szCs w:val="28"/>
-        </w:rPr>
-        <w:t>):</w:t>
+        <w:t>Уязвимости нулевого дня (0-day vulnerabilities):</w:t>
       </w:r>
     </w:p>
     <w:p>
@@ -1940,6 +1666,7 @@
           <w:rFonts w:eastAsia="Times New Roman" w:cs="Times New Roman"/>
           <w:szCs w:val="28"/>
         </w:rPr>
+        <w:lastRenderedPageBreak/>
         <w:t>Описание: Уязвимости, неизвестные разработчикам, которые становятся публично известными до выпуска исправлений. Это дает злоумышленникам время для эксплуатации без возможности защиты.</w:t>
       </w:r>
     </w:p>
@@ -1962,23 +1689,7 @@
           <w:rFonts w:eastAsia="Times New Roman" w:cs="Times New Roman"/>
           <w:szCs w:val="28"/>
         </w:rPr>
-        <w:t xml:space="preserve">Выявление: Злоумышленники используют дизассемблирование, реверс-инжиниринг и </w:t>
-      </w:r>
-      <w:proofErr w:type="spellStart"/>
-      <w:r>
-        <w:rPr>
-          <w:rFonts w:eastAsia="Times New Roman" w:cs="Times New Roman"/>
-          <w:szCs w:val="28"/>
-        </w:rPr>
-        <w:t>фазз</w:t>
-      </w:r>
-      <w:proofErr w:type="spellEnd"/>
-      <w:r>
-        <w:rPr>
-          <w:rFonts w:eastAsia="Times New Roman" w:cs="Times New Roman"/>
-          <w:szCs w:val="28"/>
-        </w:rPr>
-        <w:t>-тестирование для обнаружения 0-day уязвимостей.</w:t>
+        <w:t>Выявление: Злоумышленники используют дизассемблирование, реверс-инжиниринг и фазз-тестирование для обнаружения 0-day уязвимостей.</w:t>
       </w:r>
     </w:p>
     <w:p>
@@ -2008,23 +1719,7 @@
         <w:pStyle w:val="1"/>
       </w:pPr>
       <w:r>
-        <w:t xml:space="preserve">3. Какие методы выявления программных уязвимостей Вам известны? Перечислите </w:t>
-      </w:r>
-      <w:proofErr w:type="spellStart"/>
-      <w:r>
-        <w:t>Five</w:t>
-      </w:r>
-      <w:proofErr w:type="spellEnd"/>
-      <w:r>
-        <w:t xml:space="preserve">–Level </w:t>
-      </w:r>
-      <w:proofErr w:type="spellStart"/>
-      <w:r>
-        <w:t>Problem</w:t>
-      </w:r>
-      <w:proofErr w:type="spellEnd"/>
-      <w:r>
-        <w:t xml:space="preserve"> – пути снижения уязвимостей в программном обеспечении информационных систем.</w:t>
+        <w:t>3. Какие методы выявления программных уязвимостей Вам известны? Перечислите Five–Level Problem – пути снижения уязвимостей в программном обеспечении информационных систем.</w:t>
       </w:r>
     </w:p>
     <w:p>
@@ -2104,23 +1799,7 @@
           <w:rFonts w:eastAsia="Times New Roman" w:cs="Times New Roman"/>
           <w:szCs w:val="28"/>
         </w:rPr>
-        <w:t xml:space="preserve">Структурный </w:t>
-      </w:r>
-      <w:proofErr w:type="spellStart"/>
-      <w:r>
-        <w:rPr>
-          <w:rFonts w:eastAsia="Times New Roman" w:cs="Times New Roman"/>
-          <w:szCs w:val="28"/>
-        </w:rPr>
-        <w:t>декомпозиционный</w:t>
-      </w:r>
-      <w:proofErr w:type="spellEnd"/>
-      <w:r>
-        <w:rPr>
-          <w:rFonts w:eastAsia="Times New Roman" w:cs="Times New Roman"/>
-          <w:szCs w:val="28"/>
-        </w:rPr>
-        <w:t xml:space="preserve"> анализ: Проверка полноты/избыточности кода. Для гостайны — статический и динамический анализ.</w:t>
+        <w:t>Структурный декомпозиционный анализ: Проверка полноты/избыточности кода. Для гостайны — статический и динамический анализ.</w:t>
       </w:r>
     </w:p>
     <w:p>
@@ -2141,23 +1820,7 @@
           <w:rFonts w:eastAsia="Times New Roman" w:cs="Times New Roman"/>
           <w:szCs w:val="28"/>
         </w:rPr>
-        <w:t xml:space="preserve">Дополнительные методы: Инспекция кода, статические анализаторы, изучение бюллетеней безопасности, </w:t>
-      </w:r>
-      <w:proofErr w:type="spellStart"/>
-      <w:r>
-        <w:rPr>
-          <w:rFonts w:eastAsia="Times New Roman" w:cs="Times New Roman"/>
-          <w:szCs w:val="28"/>
-        </w:rPr>
-        <w:t>фаззинг</w:t>
-      </w:r>
-      <w:proofErr w:type="spellEnd"/>
-      <w:r>
-        <w:rPr>
-          <w:rFonts w:eastAsia="Times New Roman" w:cs="Times New Roman"/>
-          <w:szCs w:val="28"/>
-        </w:rPr>
-        <w:t>- и стресс-тестирование.</w:t>
+        <w:t>Дополнительные методы: Инспекция кода, статические анализаторы, изучение бюллетеней безопасности, фаззинг- и стресс-тестирование.</w:t>
       </w:r>
     </w:p>
     <w:p>
@@ -2199,23 +1862,8 @@
           <w:rFonts w:eastAsia="Times New Roman" w:cs="Times New Roman"/>
           <w:szCs w:val="28"/>
         </w:rPr>
-        <w:t xml:space="preserve">Техники обнаружения 0-day уязвимостей: Дизассемблирование программного кода, реверс-инжиниринг, </w:t>
-      </w:r>
-      <w:proofErr w:type="spellStart"/>
-      <w:r>
-        <w:rPr>
-          <w:rFonts w:eastAsia="Times New Roman" w:cs="Times New Roman"/>
-          <w:szCs w:val="28"/>
-        </w:rPr>
-        <w:t>фазз</w:t>
-      </w:r>
-      <w:proofErr w:type="spellEnd"/>
-      <w:r>
-        <w:rPr>
-          <w:rFonts w:eastAsia="Times New Roman" w:cs="Times New Roman"/>
-          <w:szCs w:val="28"/>
-        </w:rPr>
-        <w:t>-тестирование (стресс-тест с заведомо неверными параметрами).</w:t>
+        <w:lastRenderedPageBreak/>
+        <w:t>Техники обнаружения 0-day уязвимостей: Дизассемблирование программного кода, реверс-инжиниринг, фазз-тестирование (стресс-тест с заведомо неверными параметрами).</w:t>
       </w:r>
     </w:p>
     <w:p>
@@ -2278,39 +1926,7 @@
           <w:rFonts w:eastAsia="Times New Roman" w:cs="Times New Roman"/>
           <w:szCs w:val="28"/>
         </w:rPr>
-        <w:t>Специализированные менеджеры памяти и виртуальные машины (</w:t>
-      </w:r>
-      <w:proofErr w:type="spellStart"/>
-      <w:r>
-        <w:rPr>
-          <w:rFonts w:eastAsia="Times New Roman" w:cs="Times New Roman"/>
-          <w:szCs w:val="28"/>
-        </w:rPr>
-        <w:t>Valgrind</w:t>
-      </w:r>
-      <w:proofErr w:type="spellEnd"/>
-      <w:r>
-        <w:rPr>
-          <w:rFonts w:eastAsia="Times New Roman" w:cs="Times New Roman"/>
-          <w:szCs w:val="28"/>
-        </w:rPr>
-        <w:t xml:space="preserve">, </w:t>
-      </w:r>
-      <w:proofErr w:type="spellStart"/>
-      <w:r>
-        <w:rPr>
-          <w:rFonts w:eastAsia="Times New Roman" w:cs="Times New Roman"/>
-          <w:szCs w:val="28"/>
-        </w:rPr>
-        <w:t>Sanitizer</w:t>
-      </w:r>
-      <w:proofErr w:type="spellEnd"/>
-      <w:r>
-        <w:rPr>
-          <w:rFonts w:eastAsia="Times New Roman" w:cs="Times New Roman"/>
-          <w:szCs w:val="28"/>
-        </w:rPr>
-        <w:t>): Помогают обнаружить ошибки во время отладки, создавая "мертвые" области памяти вокруг выделенных объектов.</w:t>
+        <w:t>Специализированные менеджеры памяти и виртуальные машины (Valgrind, Sanitizer): Помогают обнаружить ошибки во время отладки, создавая "мертвые" области памяти вокруг выделенных объектов.</w:t>
       </w:r>
     </w:p>
     <w:p>
@@ -2364,69 +1980,12 @@
           <w:szCs w:val="28"/>
         </w:rPr>
       </w:pPr>
-      <w:proofErr w:type="spellStart"/>
-      <w:r>
-        <w:rPr>
-          <w:rFonts w:eastAsia="Times New Roman" w:cs="Times New Roman"/>
-          <w:szCs w:val="28"/>
-        </w:rPr>
-        <w:t>Five</w:t>
-      </w:r>
-      <w:proofErr w:type="spellEnd"/>
-      <w:r>
-        <w:rPr>
-          <w:rFonts w:eastAsia="Times New Roman" w:cs="Times New Roman"/>
-          <w:szCs w:val="28"/>
-        </w:rPr>
-        <w:t xml:space="preserve">-Level </w:t>
-      </w:r>
-      <w:proofErr w:type="spellStart"/>
-      <w:r>
-        <w:rPr>
-          <w:rFonts w:eastAsia="Times New Roman" w:cs="Times New Roman"/>
-          <w:szCs w:val="28"/>
-        </w:rPr>
-        <w:t>Problem</w:t>
-      </w:r>
-      <w:proofErr w:type="spellEnd"/>
-      <w:r>
-        <w:rPr>
-          <w:rFonts w:eastAsia="Times New Roman" w:cs="Times New Roman"/>
-          <w:szCs w:val="28"/>
-        </w:rPr>
-        <w:t xml:space="preserve"> – пути снижения уязвимостей критических информационных систем: Пятиуровневый подход (A </w:t>
-      </w:r>
-      <w:proofErr w:type="spellStart"/>
-      <w:r>
-        <w:rPr>
-          <w:rFonts w:eastAsia="Times New Roman" w:cs="Times New Roman"/>
-          <w:szCs w:val="28"/>
-        </w:rPr>
-        <w:t>Five</w:t>
-      </w:r>
-      <w:proofErr w:type="spellEnd"/>
-      <w:r>
-        <w:rPr>
-          <w:rFonts w:eastAsia="Times New Roman" w:cs="Times New Roman"/>
-          <w:szCs w:val="28"/>
-        </w:rPr>
-        <w:t xml:space="preserve">-Level </w:t>
-      </w:r>
-      <w:proofErr w:type="spellStart"/>
-      <w:r>
-        <w:rPr>
-          <w:rFonts w:eastAsia="Times New Roman" w:cs="Times New Roman"/>
-          <w:szCs w:val="28"/>
-        </w:rPr>
-        <w:t>Problem</w:t>
-      </w:r>
-      <w:proofErr w:type="spellEnd"/>
-      <w:r>
-        <w:rPr>
-          <w:rFonts w:eastAsia="Times New Roman" w:cs="Times New Roman"/>
-          <w:szCs w:val="28"/>
-        </w:rPr>
-        <w:t>) предложен в Национальной стратегии США для снижения уязвимостей критических информационных систем. В представленном источнике явно пронумерованы только Первый, Четвертый и Пятый уровни, при этом упоминаются концепции, применимые к корпорациям.</w:t>
+      <w:r>
+        <w:rPr>
+          <w:rFonts w:eastAsia="Times New Roman" w:cs="Times New Roman"/>
+          <w:szCs w:val="28"/>
+        </w:rPr>
+        <w:t>Five-Level Problem – пути снижения уязвимостей критических информационных систем: Пятиуровневый подход (A Five-Level Problem) предложен в Национальной стратегии США для снижения уязвимостей критических информационных систем. В представленном источнике явно пронумерованы только Первый, Четвертый и Пятый уровни, при этом упоминаются концепции, применимые к корпорациям.</w:t>
       </w:r>
     </w:p>
     <w:p>
@@ -2485,71 +2044,8 @@
           <w:rFonts w:eastAsia="Times New Roman" w:cs="Times New Roman"/>
           <w:szCs w:val="28"/>
         </w:rPr>
-        <w:t>(Непронумерованный, но подразумеваемый уровень) – Корпорации и промышленные секторы (</w:t>
-      </w:r>
-      <w:proofErr w:type="spellStart"/>
-      <w:r>
-        <w:rPr>
-          <w:rFonts w:eastAsia="Times New Roman" w:cs="Times New Roman"/>
-          <w:szCs w:val="28"/>
-        </w:rPr>
-        <w:t>Corporations</w:t>
-      </w:r>
-      <w:proofErr w:type="spellEnd"/>
-      <w:r>
-        <w:rPr>
-          <w:rFonts w:eastAsia="Times New Roman" w:cs="Times New Roman"/>
-          <w:szCs w:val="28"/>
-        </w:rPr>
-        <w:t xml:space="preserve"> </w:t>
-      </w:r>
-      <w:proofErr w:type="spellStart"/>
-      <w:r>
-        <w:rPr>
-          <w:rFonts w:eastAsia="Times New Roman" w:cs="Times New Roman"/>
-          <w:szCs w:val="28"/>
-        </w:rPr>
-        <w:t>and</w:t>
-      </w:r>
-      <w:proofErr w:type="spellEnd"/>
-      <w:r>
-        <w:rPr>
-          <w:rFonts w:eastAsia="Times New Roman" w:cs="Times New Roman"/>
-          <w:szCs w:val="28"/>
-        </w:rPr>
-        <w:t xml:space="preserve"> Industry </w:t>
-      </w:r>
-      <w:proofErr w:type="spellStart"/>
-      <w:r>
-        <w:rPr>
-          <w:rFonts w:eastAsia="Times New Roman" w:cs="Times New Roman"/>
-          <w:szCs w:val="28"/>
-        </w:rPr>
-        <w:t>Sectors</w:t>
-      </w:r>
-      <w:proofErr w:type="spellEnd"/>
-      <w:r>
-        <w:rPr>
-          <w:rFonts w:eastAsia="Times New Roman" w:cs="Times New Roman"/>
-          <w:szCs w:val="28"/>
-        </w:rPr>
-        <w:t xml:space="preserve">): Предприятия могут существенно снизить </w:t>
-      </w:r>
-      <w:proofErr w:type="spellStart"/>
-      <w:r>
-        <w:rPr>
-          <w:rFonts w:eastAsia="Times New Roman" w:cs="Times New Roman"/>
-          <w:szCs w:val="28"/>
-        </w:rPr>
-        <w:t>киберриски</w:t>
-      </w:r>
-      <w:proofErr w:type="spellEnd"/>
-      <w:r>
-        <w:rPr>
-          <w:rFonts w:eastAsia="Times New Roman" w:cs="Times New Roman"/>
-          <w:szCs w:val="28"/>
-        </w:rPr>
-        <w:t>, участвуя в группах, разрабатывающих лучшие практики, оценивающих инновационные технологические предложения в области киберзащиты, сертифицирующих продукты и услуги, а также обменивающихся информацией.</w:t>
+        <w:lastRenderedPageBreak/>
+        <w:t>(Непронумерованный, но подразумеваемый уровень) – Корпорации и промышленные секторы (Corporations and Industry Sectors): Предприятия могут существенно снизить киберриски, участвуя в группах, разрабатывающих лучшие практики, оценивающих инновационные технологические предложения в области киберзащиты, сертифицирующих продукты и услуги, а также обменивающихся информацией.</w:t>
       </w:r>
     </w:p>
     <w:p>
@@ -2570,55 +2066,7 @@
           <w:rFonts w:eastAsia="Times New Roman" w:cs="Times New Roman"/>
           <w:szCs w:val="28"/>
         </w:rPr>
-        <w:t xml:space="preserve">Четвертый уровень – Национальные проблемы и уязвимости (National </w:t>
-      </w:r>
-      <w:proofErr w:type="spellStart"/>
-      <w:r>
-        <w:rPr>
-          <w:rFonts w:eastAsia="Times New Roman" w:cs="Times New Roman"/>
-          <w:szCs w:val="28"/>
-        </w:rPr>
-        <w:t>Issues</w:t>
-      </w:r>
-      <w:proofErr w:type="spellEnd"/>
-      <w:r>
-        <w:rPr>
-          <w:rFonts w:eastAsia="Times New Roman" w:cs="Times New Roman"/>
-          <w:szCs w:val="28"/>
-        </w:rPr>
-        <w:t xml:space="preserve"> </w:t>
-      </w:r>
-      <w:proofErr w:type="spellStart"/>
-      <w:r>
-        <w:rPr>
-          <w:rFonts w:eastAsia="Times New Roman" w:cs="Times New Roman"/>
-          <w:szCs w:val="28"/>
-        </w:rPr>
-        <w:t>and</w:t>
-      </w:r>
-      <w:proofErr w:type="spellEnd"/>
-      <w:r>
-        <w:rPr>
-          <w:rFonts w:eastAsia="Times New Roman" w:cs="Times New Roman"/>
-          <w:szCs w:val="28"/>
-        </w:rPr>
-        <w:t xml:space="preserve"> </w:t>
-      </w:r>
-      <w:proofErr w:type="spellStart"/>
-      <w:r>
-        <w:rPr>
-          <w:rFonts w:eastAsia="Times New Roman" w:cs="Times New Roman"/>
-          <w:szCs w:val="28"/>
-        </w:rPr>
-        <w:t>Vulnerabilities</w:t>
-      </w:r>
-      <w:proofErr w:type="spellEnd"/>
-      <w:r>
-        <w:rPr>
-          <w:rFonts w:eastAsia="Times New Roman" w:cs="Times New Roman"/>
-          <w:szCs w:val="28"/>
-        </w:rPr>
-        <w:t>): Все секторы национальной экономики, имеющие общий доступ к интернету, находятся под угрозой, если используемые ими механизмы (протоколы, маршрутизаторы) небезопасны. Уязвимости в широко используемом ПО и аппаратных продуктах создают проблемы на национальном уровне.</w:t>
+        <w:t>Четвертый уровень – Национальные проблемы и уязвимости (National Issues and Vulnerabilities): Все секторы национальной экономики, имеющие общий доступ к интернету, находятся под угрозой, если используемые ими механизмы (протоколы, маршрутизаторы) небезопасны. Уязвимости в широко используемом ПО и аппаратных продуктах создают проблемы на национальном уровне.</w:t>
       </w:r>
     </w:p>
     <w:p>
@@ -2639,23 +2087,7 @@
           <w:rFonts w:eastAsia="Times New Roman" w:cs="Times New Roman"/>
           <w:szCs w:val="28"/>
         </w:rPr>
-        <w:t xml:space="preserve">Пятый уровень – Глобальные взаимозависимости (Global </w:t>
-      </w:r>
-      <w:proofErr w:type="spellStart"/>
-      <w:r>
-        <w:rPr>
-          <w:rFonts w:eastAsia="Times New Roman" w:cs="Times New Roman"/>
-          <w:szCs w:val="28"/>
-        </w:rPr>
-        <w:t>Interdependencies</w:t>
-      </w:r>
-      <w:proofErr w:type="spellEnd"/>
-      <w:r>
-        <w:rPr>
-          <w:rFonts w:eastAsia="Times New Roman" w:cs="Times New Roman"/>
-          <w:szCs w:val="28"/>
-        </w:rPr>
-        <w:t>): Решения по кибербезопасности, принятые на одном континенте, могут повлиять на безопасность компьютеров на другом. Необходимо международное сотрудничество для обмена информацией и борьбы с киберпреступностью.</w:t>
+        <w:t>Пятый уровень – Глобальные взаимозависимости (Global Interdependencies): Решения по кибербезопасности, принятые на одном континенте, могут повлиять на безопасность компьютеров на другом. Необходимо международное сотрудничество для обмена информацией и борьбы с киберпреступностью.</w:t>
       </w:r>
     </w:p>
     <w:p>
@@ -2718,23 +2150,15 @@
           <w:rFonts w:eastAsia="Times New Roman" w:cs="Times New Roman"/>
           <w:szCs w:val="28"/>
         </w:rPr>
-        <w:t>Поведенческий контроль (</w:t>
-      </w:r>
-      <w:proofErr w:type="spellStart"/>
-      <w:r>
-        <w:rPr>
-          <w:rFonts w:eastAsia="Times New Roman" w:cs="Times New Roman"/>
-          <w:szCs w:val="28"/>
-        </w:rPr>
-        <w:t>Behavior</w:t>
-      </w:r>
-      <w:proofErr w:type="spellEnd"/>
-      <w:r>
-        <w:rPr>
-          <w:rFonts w:eastAsia="Times New Roman" w:cs="Times New Roman"/>
-          <w:szCs w:val="28"/>
-        </w:rPr>
-        <w:t xml:space="preserve"> Control): Модуль, контролирующий действия программ. Он определяет потенциально опасные действия приложений и, в случае их обнаружения, блокирует их выполнение и модифицирует программный поток для обеспечения безопасности. Позволяет устанавливать разные степени защиты (от низких, разрешающих большинство действий, до высоких, строго контролирующих и блокирующих даже безопасные действия).</w:t>
+        <w:t xml:space="preserve">Поведенческий контроль (Behavior Control): Модуль, контролирующий действия программ. Он определяет потенциально опасные </w:t>
+      </w:r>
+      <w:r>
+        <w:rPr>
+          <w:rFonts w:eastAsia="Times New Roman" w:cs="Times New Roman"/>
+          <w:szCs w:val="28"/>
+        </w:rPr>
+        <w:lastRenderedPageBreak/>
+        <w:t>действия приложений и, в случае их обнаружения, блокирует их выполнение и модифицирует программный поток для обеспечения безопасности. Позволяет устанавливать разные степени защиты (от низких, разрешающих большинство действий, до высоких, строго контролирующих и блокирующих даже безопасные действия).</w:t>
       </w:r>
     </w:p>
     <w:p>
@@ -2755,23 +2179,7 @@
           <w:rFonts w:eastAsia="Times New Roman" w:cs="Times New Roman"/>
           <w:szCs w:val="28"/>
         </w:rPr>
-        <w:t>Песочница (</w:t>
-      </w:r>
-      <w:proofErr w:type="spellStart"/>
-      <w:r>
-        <w:rPr>
-          <w:rFonts w:eastAsia="Times New Roman" w:cs="Times New Roman"/>
-          <w:szCs w:val="28"/>
-        </w:rPr>
-        <w:t>Sandbox</w:t>
-      </w:r>
-      <w:proofErr w:type="spellEnd"/>
-      <w:r>
-        <w:rPr>
-          <w:rFonts w:eastAsia="Times New Roman" w:cs="Times New Roman"/>
-          <w:szCs w:val="28"/>
-        </w:rPr>
-        <w:t>): Изолированная программная среда, предназначенная для безопасного исполнения неизвестных или подозрительных программ. Она создает виртуальное окружение, имитирующее реальную систему, что предотвращает причинение вреда основной системе. Используется для обнаружения и анализа вредоносных программ.</w:t>
+        <w:t>Песочница (Sandbox): Изолированная программная среда, предназначенная для безопасного исполнения неизвестных или подозрительных программ. Она создает виртуальное окружение, имитирующее реальную систему, что предотвращает причинение вреда основной системе. Используется для обнаружения и анализа вредоносных программ.</w:t>
       </w:r>
     </w:p>
     <w:p>
@@ -2792,23 +2200,7 @@
           <w:rFonts w:eastAsia="Times New Roman" w:cs="Times New Roman"/>
           <w:szCs w:val="28"/>
         </w:rPr>
-        <w:t>Самозащита (Self-</w:t>
-      </w:r>
-      <w:proofErr w:type="spellStart"/>
-      <w:r>
-        <w:rPr>
-          <w:rFonts w:eastAsia="Times New Roman" w:cs="Times New Roman"/>
-          <w:szCs w:val="28"/>
-        </w:rPr>
-        <w:t>protection</w:t>
-      </w:r>
-      <w:proofErr w:type="spellEnd"/>
-      <w:r>
-        <w:rPr>
-          <w:rFonts w:eastAsia="Times New Roman" w:cs="Times New Roman"/>
-          <w:szCs w:val="28"/>
-        </w:rPr>
-        <w:t>): Функция, обеспечивающая защиту самих компонентов антивируса от внешних воздействий вредоносных программ. Может быть реализована как отдельный модуль или быть глубоко интегрирована в систему, делая компоненты антивируса более защищенными, чем другие приложения.</w:t>
+        <w:t>Самозащита (Self-protection): Функция, обеспечивающая защиту самих компонентов антивируса от внешних воздействий вредоносных программ. Может быть реализована как отдельный модуль или быть глубоко интегрирована в систему, делая компоненты антивируса более защищенными, чем другие приложения.</w:t>
       </w:r>
     </w:p>
     <w:p>
@@ -2867,23 +2259,7 @@
           <w:rFonts w:eastAsia="Times New Roman" w:cs="Times New Roman"/>
           <w:szCs w:val="28"/>
         </w:rPr>
-        <w:t xml:space="preserve">Цифровые иммунные системы (Digital </w:t>
-      </w:r>
-      <w:proofErr w:type="spellStart"/>
-      <w:r>
-        <w:rPr>
-          <w:rFonts w:eastAsia="Times New Roman" w:cs="Times New Roman"/>
-          <w:szCs w:val="28"/>
-        </w:rPr>
-        <w:t>Immune</w:t>
-      </w:r>
-      <w:proofErr w:type="spellEnd"/>
-      <w:r>
-        <w:rPr>
-          <w:rFonts w:eastAsia="Times New Roman" w:cs="Times New Roman"/>
-          <w:szCs w:val="28"/>
-        </w:rPr>
-        <w:t xml:space="preserve"> Systems): Перспективный инструмент сетевой защиты, основанный на принципах адаптивности, самоорганизации и легковесности. Целью является создание системы обнаружения вторжений (IDS), которая анализирует сетевой трафик и выявляет аномалии, используя ограниченный набор "детекторов".</w:t>
+        <w:t>Цифровые иммунные системы (Digital Immune Systems): Перспективный инструмент сетевой защиты, основанный на принципах адаптивности, самоорганизации и легковесности. Целью является создание системы обнаружения вторжений (IDS), которая анализирует сетевой трафик и выявляет аномалии, используя ограниченный набор "детекторов".</w:t>
       </w:r>
     </w:p>
     <w:p>
@@ -2899,133 +2275,13 @@
           <w:szCs w:val="28"/>
         </w:rPr>
       </w:pPr>
-      <w:proofErr w:type="spellStart"/>
-      <w:r>
-        <w:rPr>
-          <w:rFonts w:eastAsia="Times New Roman" w:cs="Times New Roman"/>
-          <w:szCs w:val="28"/>
-        </w:rPr>
-        <w:t>Кибериммунные</w:t>
-      </w:r>
-      <w:proofErr w:type="spellEnd"/>
-      <w:r>
-        <w:rPr>
-          <w:rFonts w:eastAsia="Times New Roman" w:cs="Times New Roman"/>
-          <w:szCs w:val="28"/>
-        </w:rPr>
-        <w:t xml:space="preserve"> операционные системы (Cyber-</w:t>
-      </w:r>
-      <w:proofErr w:type="spellStart"/>
-      <w:r>
-        <w:rPr>
-          <w:rFonts w:eastAsia="Times New Roman" w:cs="Times New Roman"/>
-          <w:szCs w:val="28"/>
-        </w:rPr>
-        <w:t>immune</w:t>
-      </w:r>
-      <w:proofErr w:type="spellEnd"/>
-      <w:r>
-        <w:rPr>
-          <w:rFonts w:eastAsia="Times New Roman" w:cs="Times New Roman"/>
-          <w:szCs w:val="28"/>
-        </w:rPr>
-        <w:t xml:space="preserve"> OS): Операционные системы с </w:t>
-      </w:r>
-      <w:proofErr w:type="spellStart"/>
-      <w:r>
-        <w:rPr>
-          <w:rFonts w:eastAsia="Times New Roman" w:cs="Times New Roman"/>
-          <w:szCs w:val="28"/>
-        </w:rPr>
-        <w:t>микроядерной</w:t>
-      </w:r>
-      <w:proofErr w:type="spellEnd"/>
-      <w:r>
-        <w:rPr>
-          <w:rFonts w:eastAsia="Times New Roman" w:cs="Times New Roman"/>
-          <w:szCs w:val="28"/>
-        </w:rPr>
-        <w:t xml:space="preserve"> архитектурой, где каждый микрокомпонент и каждое взаимодействие между ними проходит через уровень безопасности. Функции каждого компонента строго ограничены, что усложняет взлом. Основной подход – </w:t>
-      </w:r>
-      <w:proofErr w:type="spellStart"/>
-      <w:r>
-        <w:rPr>
-          <w:rFonts w:eastAsia="Times New Roman" w:cs="Times New Roman"/>
-          <w:szCs w:val="28"/>
-        </w:rPr>
-        <w:t>Multiple</w:t>
-      </w:r>
-      <w:proofErr w:type="spellEnd"/>
-      <w:r>
-        <w:rPr>
-          <w:rFonts w:eastAsia="Times New Roman" w:cs="Times New Roman"/>
-          <w:szCs w:val="28"/>
-        </w:rPr>
-        <w:t xml:space="preserve"> Independent </w:t>
-      </w:r>
-      <w:proofErr w:type="spellStart"/>
-      <w:r>
-        <w:rPr>
-          <w:rFonts w:eastAsia="Times New Roman" w:cs="Times New Roman"/>
-          <w:szCs w:val="28"/>
-        </w:rPr>
-        <w:t>Levels</w:t>
-      </w:r>
-      <w:proofErr w:type="spellEnd"/>
-      <w:r>
-        <w:rPr>
-          <w:rFonts w:eastAsia="Times New Roman" w:cs="Times New Roman"/>
-          <w:szCs w:val="28"/>
-        </w:rPr>
-        <w:t xml:space="preserve"> </w:t>
-      </w:r>
-      <w:proofErr w:type="spellStart"/>
-      <w:r>
-        <w:rPr>
-          <w:rFonts w:eastAsia="Times New Roman" w:cs="Times New Roman"/>
-          <w:szCs w:val="28"/>
-        </w:rPr>
-        <w:t>of</w:t>
-      </w:r>
-      <w:proofErr w:type="spellEnd"/>
-      <w:r>
-        <w:rPr>
-          <w:rFonts w:eastAsia="Times New Roman" w:cs="Times New Roman"/>
-          <w:szCs w:val="28"/>
-        </w:rPr>
-        <w:t xml:space="preserve"> Security (MILS), который предусматривает разделение системы на изолированные домены безопасности и строгий контроль передачи данных между ними. В основе лежит принцип "ядра разделения" (</w:t>
-      </w:r>
-      <w:proofErr w:type="spellStart"/>
-      <w:r>
-        <w:rPr>
-          <w:rFonts w:eastAsia="Times New Roman" w:cs="Times New Roman"/>
-          <w:szCs w:val="28"/>
-        </w:rPr>
-        <w:t>Separation</w:t>
-      </w:r>
-      <w:proofErr w:type="spellEnd"/>
-      <w:r>
-        <w:rPr>
-          <w:rFonts w:eastAsia="Times New Roman" w:cs="Times New Roman"/>
-          <w:szCs w:val="28"/>
-        </w:rPr>
-        <w:t xml:space="preserve"> </w:t>
-      </w:r>
-      <w:proofErr w:type="spellStart"/>
-      <w:r>
-        <w:rPr>
-          <w:rFonts w:eastAsia="Times New Roman" w:cs="Times New Roman"/>
-          <w:szCs w:val="28"/>
-        </w:rPr>
-        <w:t>Kernel</w:t>
-      </w:r>
-      <w:proofErr w:type="spellEnd"/>
-      <w:r>
-        <w:rPr>
-          <w:rFonts w:eastAsia="Times New Roman" w:cs="Times New Roman"/>
-          <w:szCs w:val="28"/>
-        </w:rPr>
-        <w:t>), микроядра или гипервизора, который формулирует четкие гарантии изоляции компонентов, описывает их взаимодействие и использует медиатор для разрешения безопасных операций.</w:t>
+      <w:r>
+        <w:rPr>
+          <w:rFonts w:eastAsia="Times New Roman" w:cs="Times New Roman"/>
+          <w:szCs w:val="28"/>
+        </w:rPr>
+        <w:lastRenderedPageBreak/>
+        <w:t>Кибериммунные операционные системы (Cyber-immune OS): Операционные системы с микроядерной архитектурой, где каждый микрокомпонент и каждое взаимодействие между ними проходит через уровень безопасности. Функции каждого компонента строго ограничены, что усложняет взлом. Основной подход – Multiple Independent Levels of Security (MILS), который предусматривает разделение системы на изолированные домены безопасности и строгий контроль передачи данных между ними. В основе лежит принцип "ядра разделения" (Separation Kernel), микроядра или гипервизора, который формулирует четкие гарантии изоляции компонентов, описывает их взаимодействие и использует медиатор для разрешения безопасных операций.</w:t>
       </w:r>
     </w:p>
     <w:p>
@@ -3046,23 +2302,7 @@
           <w:rFonts w:eastAsia="Times New Roman" w:cs="Times New Roman"/>
           <w:szCs w:val="28"/>
         </w:rPr>
-        <w:t xml:space="preserve">Биометрические системы кибербезопасности: Например, </w:t>
-      </w:r>
-      <w:proofErr w:type="spellStart"/>
-      <w:r>
-        <w:rPr>
-          <w:rFonts w:eastAsia="Times New Roman" w:cs="Times New Roman"/>
-          <w:szCs w:val="28"/>
-        </w:rPr>
-        <w:t>Darktrace</w:t>
-      </w:r>
-      <w:proofErr w:type="spellEnd"/>
-      <w:r>
-        <w:rPr>
-          <w:rFonts w:eastAsia="Times New Roman" w:cs="Times New Roman"/>
-          <w:szCs w:val="28"/>
-        </w:rPr>
-        <w:t>, которая использует алгоритмы искусственного интеллекта и машинного обучения для построения модели нормального поведения каждого устройства в сети. Это позволяет системе выявлять аномалии и потенциальные угрозы, подобно биологическому иммунитету.</w:t>
+        <w:t>Биометрические системы кибербезопасности: Например, Darktrace, которая использует алгоритмы искусственного интеллекта и машинного обучения для построения модели нормального поведения каждого устройства в сети. Это позволяет системе выявлять аномалии и потенциальные угрозы, подобно биологическому иммунитету.</w:t>
       </w:r>
     </w:p>
     <w:p>
@@ -3083,23 +2323,7 @@
           <w:rFonts w:eastAsia="Times New Roman" w:cs="Times New Roman"/>
           <w:szCs w:val="28"/>
         </w:rPr>
-        <w:t>Киберфизические системы (Cyber-</w:t>
-      </w:r>
-      <w:proofErr w:type="spellStart"/>
-      <w:r>
-        <w:rPr>
-          <w:rFonts w:eastAsia="Times New Roman" w:cs="Times New Roman"/>
-          <w:szCs w:val="28"/>
-        </w:rPr>
-        <w:t>physical</w:t>
-      </w:r>
-      <w:proofErr w:type="spellEnd"/>
-      <w:r>
-        <w:rPr>
-          <w:rFonts w:eastAsia="Times New Roman" w:cs="Times New Roman"/>
-          <w:szCs w:val="28"/>
-        </w:rPr>
-        <w:t xml:space="preserve"> Systems): Интеграция физических процессов с вычислениями, где события в физических системах влияют на вычисления и наоборот. Обеспечение безопасности таких систем является сложной задачей.</w:t>
+        <w:t>Киберфизические системы (Cyber-physical Systems): Интеграция физических процессов с вычислениями, где события в физических системах влияют на вычисления и наоборот. Обеспечение безопасности таких систем является сложной задачей.</w:t>
       </w:r>
     </w:p>
     <w:p>
@@ -3120,23 +2344,7 @@
           <w:rFonts w:eastAsia="Times New Roman" w:cs="Times New Roman"/>
           <w:szCs w:val="28"/>
         </w:rPr>
-        <w:t>Методы аварийного восстановления (</w:t>
-      </w:r>
-      <w:proofErr w:type="spellStart"/>
-      <w:r>
-        <w:rPr>
-          <w:rFonts w:eastAsia="Times New Roman" w:cs="Times New Roman"/>
-          <w:szCs w:val="28"/>
-        </w:rPr>
-        <w:t>Disaster</w:t>
-      </w:r>
-      <w:proofErr w:type="spellEnd"/>
-      <w:r>
-        <w:rPr>
-          <w:rFonts w:eastAsia="Times New Roman" w:cs="Times New Roman"/>
-          <w:szCs w:val="28"/>
-        </w:rPr>
-        <w:t xml:space="preserve"> Recovery): Оперативное автоматическое реагирование систем защиты на любые инциденты, которые могут нарушить работу системы или привести к утечке/потере данных.</w:t>
+        <w:t>Методы аварийного восстановления (Disaster Recovery): Оперативное автоматическое реагирование систем защиты на любые инциденты, которые могут нарушить работу системы или привести к утечке/потере данных.</w:t>
       </w:r>
     </w:p>
     <w:p>
@@ -3157,23 +2365,7 @@
           <w:rFonts w:eastAsia="Times New Roman" w:cs="Times New Roman"/>
           <w:szCs w:val="28"/>
         </w:rPr>
-        <w:t>Защита оконечных устройств (</w:t>
-      </w:r>
-      <w:proofErr w:type="spellStart"/>
-      <w:r>
-        <w:rPr>
-          <w:rFonts w:eastAsia="Times New Roman" w:cs="Times New Roman"/>
-          <w:szCs w:val="28"/>
-        </w:rPr>
-        <w:t>Endpoint</w:t>
-      </w:r>
-      <w:proofErr w:type="spellEnd"/>
-      <w:r>
-        <w:rPr>
-          <w:rFonts w:eastAsia="Times New Roman" w:cs="Times New Roman"/>
-          <w:szCs w:val="28"/>
-        </w:rPr>
-        <w:t xml:space="preserve"> Security): Обеспечение безопасности различных устройств, таких как серверы, ноутбуки и мобильные телефоны, которые часто являются точками проникновения для злоумышленников.</w:t>
+        <w:t>Защита оконечных устройств (Endpoint Security): Обеспечение безопасности различных устройств, таких как серверы, ноутбуки и мобильные телефоны, которые часто являются точками проникновения для злоумышленников.</w:t>
       </w:r>
     </w:p>
     <w:p>
@@ -3194,23 +2386,7 @@
           <w:rFonts w:eastAsia="Times New Roman" w:cs="Times New Roman"/>
           <w:szCs w:val="28"/>
         </w:rPr>
-        <w:t>Межсетевые экраны (</w:t>
-      </w:r>
-      <w:proofErr w:type="spellStart"/>
-      <w:r>
-        <w:rPr>
-          <w:rFonts w:eastAsia="Times New Roman" w:cs="Times New Roman"/>
-          <w:szCs w:val="28"/>
-        </w:rPr>
-        <w:t>Firewalls</w:t>
-      </w:r>
-      <w:proofErr w:type="spellEnd"/>
-      <w:r>
-        <w:rPr>
-          <w:rFonts w:eastAsia="Times New Roman" w:cs="Times New Roman"/>
-          <w:szCs w:val="28"/>
-        </w:rPr>
-        <w:t>): Разделение внутренней сети от внешней и контроль доступа к её элементам.</w:t>
+        <w:t>Межсетевые экраны (Firewalls): Разделение внутренней сети от внешней и контроль доступа к её элементам.</w:t>
       </w:r>
     </w:p>
     <w:p>
@@ -3231,6 +2407,7 @@
           <w:rFonts w:eastAsia="Times New Roman" w:cs="Times New Roman"/>
           <w:szCs w:val="28"/>
         </w:rPr>
+        <w:lastRenderedPageBreak/>
         <w:t>Системы предотвращения потерь данных (DLP): Специализированное ПО для классификации критической информации и предотвращения её утечки по различным каналам связи (электронная почта, веб-приложения, внешние носители).</w:t>
       </w:r>
     </w:p>
@@ -3281,23 +2458,7 @@
         <w:pStyle w:val="1"/>
       </w:pPr>
       <w:r>
-        <w:t xml:space="preserve">5. Как происходит имитация целевых атак для оценки безопасности? Расскажите о </w:t>
-      </w:r>
-      <w:proofErr w:type="spellStart"/>
-      <w:r>
-        <w:t>киберучениях</w:t>
-      </w:r>
-      <w:proofErr w:type="spellEnd"/>
-      <w:r>
-        <w:t xml:space="preserve"> в формате Red </w:t>
-      </w:r>
-      <w:proofErr w:type="spellStart"/>
-      <w:r>
-        <w:t>Teaming</w:t>
-      </w:r>
-      <w:proofErr w:type="spellEnd"/>
-      <w:r>
-        <w:t>? Охарактеризуйте принцип «охоты за угрозами» как проактивный метод киберзащиты.</w:t>
+        <w:t>5. Как происходит имитация целевых атак для оценки безопасности? Расскажите о киберучениях в формате Red Teaming? Охарактеризуйте принцип «охоты за угрозами» как проактивный метод киберзащиты.</w:t>
       </w:r>
     </w:p>
     <w:p>
@@ -3314,23 +2475,7 @@
           <w:rFonts w:eastAsia="Times New Roman" w:cs="Times New Roman"/>
           <w:szCs w:val="28"/>
         </w:rPr>
-        <w:t>Имитация целевых атак для оценки безопасности: Имитация целевых атак, называемая "</w:t>
-      </w:r>
-      <w:proofErr w:type="spellStart"/>
-      <w:r>
-        <w:rPr>
-          <w:rFonts w:eastAsia="Times New Roman" w:cs="Times New Roman"/>
-          <w:szCs w:val="28"/>
-        </w:rPr>
-        <w:t>киберучениями</w:t>
-      </w:r>
-      <w:proofErr w:type="spellEnd"/>
-      <w:r>
-        <w:rPr>
-          <w:rFonts w:eastAsia="Times New Roman" w:cs="Times New Roman"/>
-          <w:szCs w:val="28"/>
-        </w:rPr>
-        <w:t>", используется для оценки безопасности систем. Это наиболее реалистичный и продвинутый подход к тестированию безопасности, особенно для организаций с высоким уровнем информационной безопасности.</w:t>
+        <w:t>Имитация целевых атак для оценки безопасности: Имитация целевых атак, называемая "киберучениями", используется для оценки безопасности систем. Это наиболее реалистичный и продвинутый подход к тестированию безопасности, особенно для организаций с высоким уровнем информационной безопасности.</w:t>
       </w:r>
     </w:p>
     <w:p>
@@ -3342,37 +2487,12 @@
           <w:szCs w:val="28"/>
         </w:rPr>
       </w:pPr>
-      <w:proofErr w:type="spellStart"/>
-      <w:r>
-        <w:rPr>
-          <w:rFonts w:eastAsia="Times New Roman" w:cs="Times New Roman"/>
-          <w:szCs w:val="28"/>
-        </w:rPr>
-        <w:t>Киберучения</w:t>
-      </w:r>
-      <w:proofErr w:type="spellEnd"/>
-      <w:r>
-        <w:rPr>
-          <w:rFonts w:eastAsia="Times New Roman" w:cs="Times New Roman"/>
-          <w:szCs w:val="28"/>
-        </w:rPr>
-        <w:t xml:space="preserve"> в формате Red </w:t>
-      </w:r>
-      <w:proofErr w:type="spellStart"/>
-      <w:r>
-        <w:rPr>
-          <w:rFonts w:eastAsia="Times New Roman" w:cs="Times New Roman"/>
-          <w:szCs w:val="28"/>
-        </w:rPr>
-        <w:t>Teaming</w:t>
-      </w:r>
-      <w:proofErr w:type="spellEnd"/>
-      <w:r>
-        <w:rPr>
-          <w:rFonts w:eastAsia="Times New Roman" w:cs="Times New Roman"/>
-          <w:szCs w:val="28"/>
-        </w:rPr>
-        <w:t>:</w:t>
+      <w:r>
+        <w:rPr>
+          <w:rFonts w:eastAsia="Times New Roman" w:cs="Times New Roman"/>
+          <w:szCs w:val="28"/>
+        </w:rPr>
+        <w:t>Киберучения в формате Red Teaming:</w:t>
       </w:r>
     </w:p>
     <w:p>
@@ -3389,39 +2509,7 @@
           <w:rFonts w:eastAsia="Times New Roman" w:cs="Times New Roman"/>
           <w:szCs w:val="28"/>
         </w:rPr>
-        <w:t xml:space="preserve">Суть: Red </w:t>
-      </w:r>
-      <w:proofErr w:type="spellStart"/>
-      <w:r>
-        <w:rPr>
-          <w:rFonts w:eastAsia="Times New Roman" w:cs="Times New Roman"/>
-          <w:szCs w:val="28"/>
-        </w:rPr>
-        <w:t>Teaming</w:t>
-      </w:r>
-      <w:proofErr w:type="spellEnd"/>
-      <w:r>
-        <w:rPr>
-          <w:rFonts w:eastAsia="Times New Roman" w:cs="Times New Roman"/>
-          <w:szCs w:val="28"/>
-        </w:rPr>
-        <w:t xml:space="preserve"> — это форма </w:t>
-      </w:r>
-      <w:proofErr w:type="spellStart"/>
-      <w:r>
-        <w:rPr>
-          <w:rFonts w:eastAsia="Times New Roman" w:cs="Times New Roman"/>
-          <w:szCs w:val="28"/>
-        </w:rPr>
-        <w:t>киберучений</w:t>
-      </w:r>
-      <w:proofErr w:type="spellEnd"/>
-      <w:r>
-        <w:rPr>
-          <w:rFonts w:eastAsia="Times New Roman" w:cs="Times New Roman"/>
-          <w:szCs w:val="28"/>
-        </w:rPr>
-        <w:t>, при которой "красная команда" (Red Team) имитирует целевые атаки на организацию, используя любые доступные средства, чтобы проверить её защищенность. В отличие от пентеста, где используются сканеры и ручное "прощупывание", Red Team применяет социальную инженерию, получает несанкционированный физический доступ, ищет 0-day уязвимости.</w:t>
+        <w:t>Суть: Red Teaming — это форма киберучений, при которой "красная команда" (Red Team) имитирует целевые атаки на организацию, используя любые доступные средства, чтобы проверить её защищенность. В отличие от пентеста, где используются сканеры и ручное "прощупывание", Red Team применяет социальную инженерию, получает несанкционированный физический доступ, ищет 0-day уязвимости.</w:t>
       </w:r>
     </w:p>
     <w:p>
@@ -3480,6 +2568,7 @@
           <w:rFonts w:eastAsia="Times New Roman" w:cs="Times New Roman"/>
           <w:szCs w:val="28"/>
         </w:rPr>
+        <w:lastRenderedPageBreak/>
         <w:t>Проверять готовность к обнаружению и реагированию на инциденты ИБ, что не делается при традиционном пентесте.</w:t>
       </w:r>
     </w:p>
@@ -3636,39 +2725,7 @@
           <w:rFonts w:eastAsia="Times New Roman" w:cs="Times New Roman"/>
           <w:szCs w:val="28"/>
         </w:rPr>
-        <w:t xml:space="preserve">Методология: Используется модель The Cyber </w:t>
-      </w:r>
-      <w:proofErr w:type="spellStart"/>
-      <w:r>
-        <w:rPr>
-          <w:rFonts w:eastAsia="Times New Roman" w:cs="Times New Roman"/>
-          <w:szCs w:val="28"/>
-        </w:rPr>
-        <w:t>Kill</w:t>
-      </w:r>
-      <w:proofErr w:type="spellEnd"/>
-      <w:r>
-        <w:rPr>
-          <w:rFonts w:eastAsia="Times New Roman" w:cs="Times New Roman"/>
-          <w:szCs w:val="28"/>
-        </w:rPr>
-        <w:t xml:space="preserve"> </w:t>
-      </w:r>
-      <w:proofErr w:type="spellStart"/>
-      <w:r>
-        <w:rPr>
-          <w:rFonts w:eastAsia="Times New Roman" w:cs="Times New Roman"/>
-          <w:szCs w:val="28"/>
-        </w:rPr>
-        <w:t>Chain</w:t>
-      </w:r>
-      <w:proofErr w:type="spellEnd"/>
-      <w:r>
-        <w:rPr>
-          <w:rFonts w:eastAsia="Times New Roman" w:cs="Times New Roman"/>
-          <w:szCs w:val="28"/>
-        </w:rPr>
-        <w:t>, включающая этапы разведки, вооружения, первоначальной попытки взлома (например, через VPN).</w:t>
+        <w:t>Методология: Используется модель The Cyber Kill Chain, включающая этапы разведки, вооружения, первоначальной попытки взлома (например, через VPN).</w:t>
       </w:r>
     </w:p>
     <w:p>
@@ -3702,39 +2759,7 @@
           <w:rFonts w:eastAsia="Times New Roman" w:cs="Times New Roman"/>
           <w:szCs w:val="28"/>
         </w:rPr>
-        <w:t>Принцип «охоты за угрозами» (</w:t>
-      </w:r>
-      <w:proofErr w:type="spellStart"/>
-      <w:r>
-        <w:rPr>
-          <w:rFonts w:eastAsia="Times New Roman" w:cs="Times New Roman"/>
-          <w:szCs w:val="28"/>
-        </w:rPr>
-        <w:t>Threat</w:t>
-      </w:r>
-      <w:proofErr w:type="spellEnd"/>
-      <w:r>
-        <w:rPr>
-          <w:rFonts w:eastAsia="Times New Roman" w:cs="Times New Roman"/>
-          <w:szCs w:val="28"/>
-        </w:rPr>
-        <w:t xml:space="preserve"> </w:t>
-      </w:r>
-      <w:proofErr w:type="spellStart"/>
-      <w:r>
-        <w:rPr>
-          <w:rFonts w:eastAsia="Times New Roman" w:cs="Times New Roman"/>
-          <w:szCs w:val="28"/>
-        </w:rPr>
-        <w:t>Hunting</w:t>
-      </w:r>
-      <w:proofErr w:type="spellEnd"/>
-      <w:r>
-        <w:rPr>
-          <w:rFonts w:eastAsia="Times New Roman" w:cs="Times New Roman"/>
-          <w:szCs w:val="28"/>
-        </w:rPr>
-        <w:t>) как проактивный метод киберзащиты:</w:t>
+        <w:t>Принцип «охоты за угрозами» (Threat Hunting) как проактивный метод киберзащиты:</w:t>
       </w:r>
     </w:p>
     <w:p>
@@ -3751,71 +2776,15 @@
           <w:rFonts w:eastAsia="Times New Roman" w:cs="Times New Roman"/>
           <w:szCs w:val="28"/>
         </w:rPr>
-        <w:t xml:space="preserve">Суть: </w:t>
-      </w:r>
-      <w:proofErr w:type="spellStart"/>
-      <w:r>
-        <w:rPr>
-          <w:rFonts w:eastAsia="Times New Roman" w:cs="Times New Roman"/>
-          <w:szCs w:val="28"/>
-        </w:rPr>
-        <w:t>Threat</w:t>
-      </w:r>
-      <w:proofErr w:type="spellEnd"/>
-      <w:r>
-        <w:rPr>
-          <w:rFonts w:eastAsia="Times New Roman" w:cs="Times New Roman"/>
-          <w:szCs w:val="28"/>
-        </w:rPr>
-        <w:t xml:space="preserve"> </w:t>
-      </w:r>
-      <w:proofErr w:type="spellStart"/>
-      <w:r>
-        <w:rPr>
-          <w:rFonts w:eastAsia="Times New Roman" w:cs="Times New Roman"/>
-          <w:szCs w:val="28"/>
-        </w:rPr>
-        <w:t>Hunting</w:t>
-      </w:r>
-      <w:proofErr w:type="spellEnd"/>
-      <w:r>
-        <w:rPr>
-          <w:rFonts w:eastAsia="Times New Roman" w:cs="Times New Roman"/>
-          <w:szCs w:val="28"/>
-        </w:rPr>
-        <w:t xml:space="preserve"> – это проактивный метод киберзащиты, который предполагает активный и итеративный поиск угроз в IT-инфраструктуре, которые смогли обойти существующие защитные меры. В отличие от реактивных методов, которые срабатывают на уже известные угрозы, </w:t>
-      </w:r>
-      <w:proofErr w:type="spellStart"/>
-      <w:r>
-        <w:rPr>
-          <w:rFonts w:eastAsia="Times New Roman" w:cs="Times New Roman"/>
-          <w:szCs w:val="28"/>
-        </w:rPr>
-        <w:t>Threat</w:t>
-      </w:r>
-      <w:proofErr w:type="spellEnd"/>
-      <w:r>
-        <w:rPr>
-          <w:rFonts w:eastAsia="Times New Roman" w:cs="Times New Roman"/>
-          <w:szCs w:val="28"/>
-        </w:rPr>
-        <w:t xml:space="preserve"> </w:t>
-      </w:r>
-      <w:proofErr w:type="spellStart"/>
-      <w:r>
-        <w:rPr>
-          <w:rFonts w:eastAsia="Times New Roman" w:cs="Times New Roman"/>
-          <w:szCs w:val="28"/>
-        </w:rPr>
-        <w:t>Hunting</w:t>
-      </w:r>
-      <w:proofErr w:type="spellEnd"/>
-      <w:r>
-        <w:rPr>
-          <w:rFonts w:eastAsia="Times New Roman" w:cs="Times New Roman"/>
-          <w:szCs w:val="28"/>
-        </w:rPr>
-        <w:t xml:space="preserve"> фокусируется на поиске неизвестных или продвинутых угроз.</w:t>
+        <w:t xml:space="preserve">Суть: Threat Hunting – это проактивный метод киберзащиты, который предполагает активный и итеративный поиск угроз в IT-инфраструктуре, которые смогли обойти существующие защитные меры. В отличие от реактивных </w:t>
+      </w:r>
+      <w:r>
+        <w:rPr>
+          <w:rFonts w:eastAsia="Times New Roman" w:cs="Times New Roman"/>
+          <w:szCs w:val="28"/>
+        </w:rPr>
+        <w:lastRenderedPageBreak/>
+        <w:t>методов, которые срабатывают на уже известные угрозы, Threat Hunting фокусируется на поиске неизвестных или продвинутых угроз.</w:t>
       </w:r>
     </w:p>
     <w:p>
@@ -3832,39 +2801,7 @@
           <w:rFonts w:eastAsia="Times New Roman" w:cs="Times New Roman"/>
           <w:szCs w:val="28"/>
         </w:rPr>
-        <w:t>Причины внедрения: Традиционные средства ИБ (</w:t>
-      </w:r>
-      <w:proofErr w:type="spellStart"/>
-      <w:r>
-        <w:rPr>
-          <w:rFonts w:eastAsia="Times New Roman" w:cs="Times New Roman"/>
-          <w:szCs w:val="28"/>
-        </w:rPr>
-        <w:t>фаерволы</w:t>
-      </w:r>
-      <w:proofErr w:type="spellEnd"/>
-      <w:r>
-        <w:rPr>
-          <w:rFonts w:eastAsia="Times New Roman" w:cs="Times New Roman"/>
-          <w:szCs w:val="28"/>
-        </w:rPr>
-        <w:t xml:space="preserve">, IDS, песочницы) недостаточны для борьбы с новыми, сложными атаками (боты на базе ИИ, </w:t>
-      </w:r>
-      <w:proofErr w:type="spellStart"/>
-      <w:r>
-        <w:rPr>
-          <w:rFonts w:eastAsia="Times New Roman" w:cs="Times New Roman"/>
-          <w:szCs w:val="28"/>
-        </w:rPr>
-        <w:t>бесфайловые</w:t>
-      </w:r>
-      <w:proofErr w:type="spellEnd"/>
-      <w:r>
-        <w:rPr>
-          <w:rFonts w:eastAsia="Times New Roman" w:cs="Times New Roman"/>
-          <w:szCs w:val="28"/>
-        </w:rPr>
-        <w:t xml:space="preserve"> атаки, целевые атаки).</w:t>
+        <w:t>Причины внедрения: Традиционные средства ИБ (фаерволы, IDS, песочницы) недостаточны для борьбы с новыми, сложными атаками (боты на базе ИИ, бесфайловые атаки, целевые атаки).</w:t>
       </w:r>
     </w:p>
     <w:p>
@@ -3923,39 +2860,7 @@
           <w:rFonts w:eastAsia="Times New Roman" w:cs="Times New Roman"/>
           <w:szCs w:val="28"/>
         </w:rPr>
-        <w:t xml:space="preserve">Сбор данных: Извлекаются из множества источников: конечные устройства (процессы, файлы), сеть (соединения, DNS, прокси, </w:t>
-      </w:r>
-      <w:proofErr w:type="spellStart"/>
-      <w:r>
-        <w:rPr>
-          <w:rFonts w:eastAsia="Times New Roman" w:cs="Times New Roman"/>
-          <w:szCs w:val="28"/>
-        </w:rPr>
-        <w:t>фаерволы</w:t>
-      </w:r>
-      <w:proofErr w:type="spellEnd"/>
-      <w:r>
-        <w:rPr>
-          <w:rFonts w:eastAsia="Times New Roman" w:cs="Times New Roman"/>
-          <w:szCs w:val="28"/>
-        </w:rPr>
-        <w:t>), срабатывания SIEM/IDS, данные киберразведки (</w:t>
-      </w:r>
-      <w:proofErr w:type="spellStart"/>
-      <w:r>
-        <w:rPr>
-          <w:rFonts w:eastAsia="Times New Roman" w:cs="Times New Roman"/>
-          <w:szCs w:val="28"/>
-        </w:rPr>
-        <w:t>Threat</w:t>
-      </w:r>
-      <w:proofErr w:type="spellEnd"/>
-      <w:r>
-        <w:rPr>
-          <w:rFonts w:eastAsia="Times New Roman" w:cs="Times New Roman"/>
-          <w:szCs w:val="28"/>
-        </w:rPr>
-        <w:t xml:space="preserve"> Intelligence), информация о критически важных активах.</w:t>
+        <w:t>Сбор данных: Извлекаются из множества источников: конечные устройства (процессы, файлы), сеть (соединения, DNS, прокси, фаерволы), срабатывания SIEM/IDS, данные киберразведки (Threat Intelligence), информация о критически важных активах.</w:t>
       </w:r>
     </w:p>
     <w:p>
@@ -3976,39 +2881,7 @@
           <w:rFonts w:eastAsia="Times New Roman" w:cs="Times New Roman"/>
           <w:szCs w:val="28"/>
         </w:rPr>
-        <w:t>Анализ и подтверждение: Аналитики ищут индикаторы компрометации (</w:t>
-      </w:r>
-      <w:proofErr w:type="spellStart"/>
-      <w:r>
-        <w:rPr>
-          <w:rFonts w:eastAsia="Times New Roman" w:cs="Times New Roman"/>
-          <w:szCs w:val="28"/>
-        </w:rPr>
-        <w:t>IoC</w:t>
-      </w:r>
-      <w:proofErr w:type="spellEnd"/>
-      <w:r>
-        <w:rPr>
-          <w:rFonts w:eastAsia="Times New Roman" w:cs="Times New Roman"/>
-          <w:szCs w:val="28"/>
-        </w:rPr>
-        <w:t>), аномалии, подозрительную активность (подмена DLL, отключение антивируса), проводят анализ памяти процессов (</w:t>
-      </w:r>
-      <w:proofErr w:type="spellStart"/>
-      <w:r>
-        <w:rPr>
-          <w:rFonts w:eastAsia="Times New Roman" w:cs="Times New Roman"/>
-          <w:szCs w:val="28"/>
-        </w:rPr>
-        <w:t>форензика</w:t>
-      </w:r>
-      <w:proofErr w:type="spellEnd"/>
-      <w:r>
-        <w:rPr>
-          <w:rFonts w:eastAsia="Times New Roman" w:cs="Times New Roman"/>
-          <w:szCs w:val="28"/>
-        </w:rPr>
-        <w:t>).</w:t>
+        <w:t>Анализ и подтверждение: Аналитики ищут индикаторы компрометации (IoC), аномалии, подозрительную активность (подмена DLL, отключение антивируса), проводят анализ памяти процессов (форензика).</w:t>
       </w:r>
     </w:p>
     <w:p>
@@ -4025,39 +2898,7 @@
           <w:rFonts w:eastAsia="Times New Roman" w:cs="Times New Roman"/>
           <w:szCs w:val="28"/>
         </w:rPr>
-        <w:t xml:space="preserve">Модель зрелости (HMM): </w:t>
-      </w:r>
-      <w:proofErr w:type="spellStart"/>
-      <w:r>
-        <w:rPr>
-          <w:rFonts w:eastAsia="Times New Roman" w:cs="Times New Roman"/>
-          <w:szCs w:val="28"/>
-        </w:rPr>
-        <w:t>Threat</w:t>
-      </w:r>
-      <w:proofErr w:type="spellEnd"/>
-      <w:r>
-        <w:rPr>
-          <w:rFonts w:eastAsia="Times New Roman" w:cs="Times New Roman"/>
-          <w:szCs w:val="28"/>
-        </w:rPr>
-        <w:t xml:space="preserve"> </w:t>
-      </w:r>
-      <w:proofErr w:type="spellStart"/>
-      <w:r>
-        <w:rPr>
-          <w:rFonts w:eastAsia="Times New Roman" w:cs="Times New Roman"/>
-          <w:szCs w:val="28"/>
-        </w:rPr>
-        <w:t>Hunting</w:t>
-      </w:r>
-      <w:proofErr w:type="spellEnd"/>
-      <w:r>
-        <w:rPr>
-          <w:rFonts w:eastAsia="Times New Roman" w:cs="Times New Roman"/>
-          <w:szCs w:val="28"/>
-        </w:rPr>
-        <w:t xml:space="preserve"> – это непрерывный процесс, который развивается от HMM0 (минимальный сбор данных, реактивность) до HMM3 (проактивность, полная автоматизация, глубокая интеграция данных).</w:t>
+        <w:t>Модель зрелости (HMM): Threat Hunting – это непрерывный процесс, который развивается от HMM0 (минимальный сбор данных, реактивность) до HMM3 (проактивность, полная автоматизация, глубокая интеграция данных).</w:t>
       </w:r>
     </w:p>
     <w:p>
@@ -4116,103 +2957,15 @@
           <w:rFonts w:eastAsia="Times New Roman" w:cs="Times New Roman"/>
           <w:szCs w:val="28"/>
         </w:rPr>
-        <w:t>Определение: MITRE ATT&amp;CK (</w:t>
-      </w:r>
-      <w:proofErr w:type="spellStart"/>
-      <w:r>
-        <w:rPr>
-          <w:rFonts w:eastAsia="Times New Roman" w:cs="Times New Roman"/>
-          <w:szCs w:val="28"/>
-        </w:rPr>
-        <w:t>Adversarial</w:t>
-      </w:r>
-      <w:proofErr w:type="spellEnd"/>
-      <w:r>
-        <w:rPr>
-          <w:rFonts w:eastAsia="Times New Roman" w:cs="Times New Roman"/>
-          <w:szCs w:val="28"/>
-        </w:rPr>
-        <w:t xml:space="preserve"> </w:t>
-      </w:r>
-      <w:proofErr w:type="spellStart"/>
-      <w:r>
-        <w:rPr>
-          <w:rFonts w:eastAsia="Times New Roman" w:cs="Times New Roman"/>
-          <w:szCs w:val="28"/>
-        </w:rPr>
-        <w:t>Tactics</w:t>
-      </w:r>
-      <w:proofErr w:type="spellEnd"/>
-      <w:r>
-        <w:rPr>
-          <w:rFonts w:eastAsia="Times New Roman" w:cs="Times New Roman"/>
-          <w:szCs w:val="28"/>
-        </w:rPr>
-        <w:t xml:space="preserve"> </w:t>
-      </w:r>
-      <w:proofErr w:type="spellStart"/>
-      <w:r>
-        <w:rPr>
-          <w:rFonts w:eastAsia="Times New Roman" w:cs="Times New Roman"/>
-          <w:szCs w:val="28"/>
-        </w:rPr>
-        <w:t>and</w:t>
-      </w:r>
-      <w:proofErr w:type="spellEnd"/>
-      <w:r>
-        <w:rPr>
-          <w:rFonts w:eastAsia="Times New Roman" w:cs="Times New Roman"/>
-          <w:szCs w:val="28"/>
-        </w:rPr>
-        <w:t xml:space="preserve"> </w:t>
-      </w:r>
-      <w:proofErr w:type="spellStart"/>
-      <w:r>
-        <w:rPr>
-          <w:rFonts w:eastAsia="Times New Roman" w:cs="Times New Roman"/>
-          <w:szCs w:val="28"/>
-        </w:rPr>
-        <w:t>Techniques</w:t>
-      </w:r>
-      <w:proofErr w:type="spellEnd"/>
-      <w:r>
-        <w:rPr>
-          <w:rFonts w:eastAsia="Times New Roman" w:cs="Times New Roman"/>
-          <w:szCs w:val="28"/>
-        </w:rPr>
-        <w:t xml:space="preserve"> </w:t>
-      </w:r>
-      <w:proofErr w:type="spellStart"/>
-      <w:r>
-        <w:rPr>
-          <w:rFonts w:eastAsia="Times New Roman" w:cs="Times New Roman"/>
-          <w:szCs w:val="28"/>
-        </w:rPr>
-        <w:t>and</w:t>
-      </w:r>
-      <w:proofErr w:type="spellEnd"/>
-      <w:r>
-        <w:rPr>
-          <w:rFonts w:eastAsia="Times New Roman" w:cs="Times New Roman"/>
-          <w:szCs w:val="28"/>
-        </w:rPr>
-        <w:t xml:space="preserve"> Common </w:t>
-      </w:r>
-      <w:proofErr w:type="spellStart"/>
-      <w:r>
-        <w:rPr>
-          <w:rFonts w:eastAsia="Times New Roman" w:cs="Times New Roman"/>
-          <w:szCs w:val="28"/>
-        </w:rPr>
-        <w:t>Knowledge</w:t>
-      </w:r>
-      <w:proofErr w:type="spellEnd"/>
-      <w:r>
-        <w:rPr>
-          <w:rFonts w:eastAsia="Times New Roman" w:cs="Times New Roman"/>
-          <w:szCs w:val="28"/>
-        </w:rPr>
-        <w:t>) – это глобальная база знаний о тактиках и техниках, используемых киберпреступниками в реальных атаках. Она была создана в результате натурных экспериментов, исследований и пентестов, проводимых организацией MITRE.</w:t>
+        <w:t xml:space="preserve">Определение: MITRE ATT&amp;CK (Adversarial Tactics and Techniques and Common Knowledge) – это глобальная база знаний о тактиках и техниках, </w:t>
+      </w:r>
+      <w:r>
+        <w:rPr>
+          <w:rFonts w:eastAsia="Times New Roman" w:cs="Times New Roman"/>
+          <w:szCs w:val="28"/>
+        </w:rPr>
+        <w:lastRenderedPageBreak/>
+        <w:t>используемых киберпреступниками в реальных атаках. Она была создана в результате натурных экспериментов, исследований и пентестов, проводимых организацией MITRE.</w:t>
       </w:r>
     </w:p>
     <w:p>
@@ -4345,119 +3098,7 @@
           <w:rFonts w:eastAsia="Times New Roman" w:cs="Times New Roman"/>
           <w:szCs w:val="28"/>
         </w:rPr>
-        <w:t xml:space="preserve">Инструменты: ATT&amp;CK Navigator (веб-приложение для навигации и аннотирования матриц), </w:t>
-      </w:r>
-      <w:proofErr w:type="spellStart"/>
-      <w:r>
-        <w:rPr>
-          <w:rFonts w:eastAsia="Times New Roman" w:cs="Times New Roman"/>
-          <w:szCs w:val="28"/>
-        </w:rPr>
-        <w:t>Viewer</w:t>
-      </w:r>
-      <w:proofErr w:type="spellEnd"/>
-      <w:r>
-        <w:rPr>
-          <w:rFonts w:eastAsia="Times New Roman" w:cs="Times New Roman"/>
-          <w:szCs w:val="28"/>
-        </w:rPr>
-        <w:t xml:space="preserve"> </w:t>
-      </w:r>
-      <w:proofErr w:type="spellStart"/>
-      <w:r>
-        <w:rPr>
-          <w:rFonts w:eastAsia="Times New Roman" w:cs="Times New Roman"/>
-          <w:szCs w:val="28"/>
-        </w:rPr>
-        <w:t>Playbook</w:t>
-      </w:r>
-      <w:proofErr w:type="spellEnd"/>
-      <w:r>
-        <w:rPr>
-          <w:rFonts w:eastAsia="Times New Roman" w:cs="Times New Roman"/>
-          <w:szCs w:val="28"/>
-        </w:rPr>
-        <w:t xml:space="preserve"> (для анализа STIX2 контента), </w:t>
-      </w:r>
-      <w:proofErr w:type="spellStart"/>
-      <w:r>
-        <w:rPr>
-          <w:rFonts w:eastAsia="Times New Roman" w:cs="Times New Roman"/>
-          <w:szCs w:val="28"/>
-        </w:rPr>
-        <w:t>Unfetter</w:t>
-      </w:r>
-      <w:proofErr w:type="spellEnd"/>
-      <w:r>
-        <w:rPr>
-          <w:rFonts w:eastAsia="Times New Roman" w:cs="Times New Roman"/>
-          <w:szCs w:val="28"/>
-        </w:rPr>
-        <w:t xml:space="preserve"> </w:t>
-      </w:r>
-      <w:proofErr w:type="spellStart"/>
-      <w:r>
-        <w:rPr>
-          <w:rFonts w:eastAsia="Times New Roman" w:cs="Times New Roman"/>
-          <w:szCs w:val="28"/>
-        </w:rPr>
-        <w:t>Analytic</w:t>
-      </w:r>
-      <w:proofErr w:type="spellEnd"/>
-      <w:r>
-        <w:rPr>
-          <w:rFonts w:eastAsia="Times New Roman" w:cs="Times New Roman"/>
-          <w:szCs w:val="28"/>
-        </w:rPr>
-        <w:t xml:space="preserve"> (сопоставление аналитики с техниками), CASCADE (автоматизация работы Blue Team), Atomic </w:t>
-      </w:r>
-      <w:proofErr w:type="spellStart"/>
-      <w:r>
-        <w:rPr>
-          <w:rFonts w:eastAsia="Times New Roman" w:cs="Times New Roman"/>
-          <w:szCs w:val="28"/>
-        </w:rPr>
-        <w:t>Threat</w:t>
-      </w:r>
-      <w:proofErr w:type="spellEnd"/>
-      <w:r>
-        <w:rPr>
-          <w:rFonts w:eastAsia="Times New Roman" w:cs="Times New Roman"/>
-          <w:szCs w:val="28"/>
-        </w:rPr>
-        <w:t xml:space="preserve"> </w:t>
-      </w:r>
-      <w:proofErr w:type="spellStart"/>
-      <w:r>
-        <w:rPr>
-          <w:rFonts w:eastAsia="Times New Roman" w:cs="Times New Roman"/>
-          <w:szCs w:val="28"/>
-        </w:rPr>
-        <w:t>Coverage</w:t>
-      </w:r>
-      <w:proofErr w:type="spellEnd"/>
-      <w:r>
-        <w:rPr>
-          <w:rFonts w:eastAsia="Times New Roman" w:cs="Times New Roman"/>
-          <w:szCs w:val="28"/>
-        </w:rPr>
-        <w:t xml:space="preserve"> (генерация аналитики), VECTR (панель мониторинга для Red/Blue </w:t>
-      </w:r>
-      <w:proofErr w:type="spellStart"/>
-      <w:r>
-        <w:rPr>
-          <w:rFonts w:eastAsia="Times New Roman" w:cs="Times New Roman"/>
-          <w:szCs w:val="28"/>
-        </w:rPr>
-        <w:t>Teaming</w:t>
-      </w:r>
-      <w:proofErr w:type="spellEnd"/>
-      <w:r>
-        <w:rPr>
-          <w:rFonts w:eastAsia="Times New Roman" w:cs="Times New Roman"/>
-          <w:szCs w:val="28"/>
-        </w:rPr>
-        <w:t>).</w:t>
+        <w:t>Инструменты: ATT&amp;CK Navigator (веб-приложение для навигации и аннотирования матриц), Viewer Playbook (для анализа STIX2 контента), Unfetter Analytic (сопоставление аналитики с техниками), CASCADE (автоматизация работы Blue Team), Atomic Threat Coverage (генерация аналитики), VECTR (панель мониторинга для Red/Blue Teaming).</w:t>
       </w:r>
     </w:p>
     <w:p>
@@ -4491,23 +3132,15 @@
           <w:rFonts w:eastAsia="Times New Roman" w:cs="Times New Roman"/>
           <w:szCs w:val="28"/>
         </w:rPr>
-        <w:t xml:space="preserve">Определение: SIEM (Security Information </w:t>
-      </w:r>
-      <w:proofErr w:type="spellStart"/>
-      <w:r>
-        <w:rPr>
-          <w:rFonts w:eastAsia="Times New Roman" w:cs="Times New Roman"/>
-          <w:szCs w:val="28"/>
-        </w:rPr>
-        <w:t>and</w:t>
-      </w:r>
-      <w:proofErr w:type="spellEnd"/>
-      <w:r>
-        <w:rPr>
-          <w:rFonts w:eastAsia="Times New Roman" w:cs="Times New Roman"/>
-          <w:szCs w:val="28"/>
-        </w:rPr>
-        <w:t xml:space="preserve"> Event Management) – это обязательный элемент современной архитектуры киберзащиты, представляющий собой систему для сбора и автоматизированного анализа информации о событиях безопасности.</w:t>
+        <w:t xml:space="preserve">Определение: SIEM (Security Information and Event Management) – это обязательный элемент современной архитектуры киберзащиты, представляющий </w:t>
+      </w:r>
+      <w:r>
+        <w:rPr>
+          <w:rFonts w:eastAsia="Times New Roman" w:cs="Times New Roman"/>
+          <w:szCs w:val="28"/>
+        </w:rPr>
+        <w:lastRenderedPageBreak/>
+        <w:t>собой систему для сбора и автоматизированного анализа информации о событиях безопасности.</w:t>
       </w:r>
     </w:p>
     <w:p>
@@ -4667,23 +3300,7 @@
           <w:rFonts w:eastAsia="Times New Roman" w:cs="Times New Roman"/>
           <w:szCs w:val="28"/>
         </w:rPr>
-        <w:t xml:space="preserve">Обнаружение вторжений (NIDS/HIDS): Встроенные сетевые и </w:t>
-      </w:r>
-      <w:proofErr w:type="spellStart"/>
-      <w:r>
-        <w:rPr>
-          <w:rFonts w:eastAsia="Times New Roman" w:cs="Times New Roman"/>
-          <w:szCs w:val="28"/>
-        </w:rPr>
-        <w:t>хостовые</w:t>
-      </w:r>
-      <w:proofErr w:type="spellEnd"/>
-      <w:r>
-        <w:rPr>
-          <w:rFonts w:eastAsia="Times New Roman" w:cs="Times New Roman"/>
-          <w:szCs w:val="28"/>
-        </w:rPr>
-        <w:t xml:space="preserve"> системы обнаружения вторжений для выявления и реагирования на угрозы.</w:t>
+        <w:t>Обнаружение вторжений (NIDS/HIDS): Встроенные сетевые и хостовые системы обнаружения вторжений для выявления и реагирования на угрозы.</w:t>
       </w:r>
     </w:p>
     <w:p>
@@ -4704,23 +3321,7 @@
           <w:rFonts w:eastAsia="Times New Roman" w:cs="Times New Roman"/>
           <w:szCs w:val="28"/>
         </w:rPr>
-        <w:t>Управление журналами (</w:t>
-      </w:r>
-      <w:proofErr w:type="spellStart"/>
-      <w:r>
-        <w:rPr>
-          <w:rFonts w:eastAsia="Times New Roman" w:cs="Times New Roman"/>
-          <w:szCs w:val="28"/>
-        </w:rPr>
-        <w:t>Log</w:t>
-      </w:r>
-      <w:proofErr w:type="spellEnd"/>
-      <w:r>
-        <w:rPr>
-          <w:rFonts w:eastAsia="Times New Roman" w:cs="Times New Roman"/>
-          <w:szCs w:val="28"/>
-        </w:rPr>
-        <w:t xml:space="preserve"> Management): Сбор, хранение и нормализация журналов событий для последующего анализа и составления отчетов.</w:t>
+        <w:t>Управление журналами (Log Management): Сбор, хранение и нормализация журналов событий для последующего анализа и составления отчетов.</w:t>
       </w:r>
     </w:p>
     <w:p>
@@ -4762,6 +3363,7 @@
           <w:rFonts w:eastAsia="Times New Roman" w:cs="Times New Roman"/>
           <w:szCs w:val="28"/>
         </w:rPr>
+        <w:lastRenderedPageBreak/>
         <w:t>Отчетность: Создание полноценных отчетов (например, ежедневных об инцидентах, еженедельных о нарушителях) для аудита соответствия стандартам (PCI DSS, COBIT).</w:t>
       </w:r>
     </w:p>
@@ -4804,23 +3406,7 @@
           <w:rFonts w:eastAsia="Times New Roman" w:cs="Times New Roman"/>
           <w:szCs w:val="28"/>
         </w:rPr>
-        <w:t xml:space="preserve">Автоматизация процессов SOC: Является платформой для автоматизации процессов центров оперативного мониторинга информационной безопасности (SOC), в том числе для взаимодействия с НКЦКИ в рамках системы </w:t>
-      </w:r>
-      <w:proofErr w:type="spellStart"/>
-      <w:r>
-        <w:rPr>
-          <w:rFonts w:eastAsia="Times New Roman" w:cs="Times New Roman"/>
-          <w:szCs w:val="28"/>
-        </w:rPr>
-        <w:t>ГосСОПКА</w:t>
-      </w:r>
-      <w:proofErr w:type="spellEnd"/>
-      <w:r>
-        <w:rPr>
-          <w:rFonts w:eastAsia="Times New Roman" w:cs="Times New Roman"/>
-          <w:szCs w:val="28"/>
-        </w:rPr>
-        <w:t>.</w:t>
+        <w:t>Автоматизация процессов SOC: Является платформой для автоматизации процессов центров оперативного мониторинга информационной безопасности (SOC), в том числе для взаимодействия с НКЦКИ в рамках системы ГосСОПКА.</w:t>
       </w:r>
     </w:p>
     <w:p>
@@ -4888,103 +3474,7 @@
           <w:rFonts w:eastAsia="Times New Roman" w:cs="Times New Roman"/>
           <w:szCs w:val="28"/>
         </w:rPr>
-        <w:t>Определение: Магический квадрант Gartner – это аналитический инструмент, используемый для оценки и сравнения поставщиков технологий в определенной рыночной нише. Он представляет собой графическое изображение, на котором компании позиционируются по двум осям: "полнота видения" (</w:t>
-      </w:r>
-      <w:proofErr w:type="spellStart"/>
-      <w:r>
-        <w:rPr>
-          <w:rFonts w:eastAsia="Times New Roman" w:cs="Times New Roman"/>
-          <w:szCs w:val="28"/>
-        </w:rPr>
-        <w:t>completeness</w:t>
-      </w:r>
-      <w:proofErr w:type="spellEnd"/>
-      <w:r>
-        <w:rPr>
-          <w:rFonts w:eastAsia="Times New Roman" w:cs="Times New Roman"/>
-          <w:szCs w:val="28"/>
-        </w:rPr>
-        <w:t xml:space="preserve"> </w:t>
-      </w:r>
-      <w:proofErr w:type="spellStart"/>
-      <w:r>
-        <w:rPr>
-          <w:rFonts w:eastAsia="Times New Roman" w:cs="Times New Roman"/>
-          <w:szCs w:val="28"/>
-        </w:rPr>
-        <w:t>of</w:t>
-      </w:r>
-      <w:proofErr w:type="spellEnd"/>
-      <w:r>
-        <w:rPr>
-          <w:rFonts w:eastAsia="Times New Roman" w:cs="Times New Roman"/>
-          <w:szCs w:val="28"/>
-        </w:rPr>
-        <w:t xml:space="preserve"> </w:t>
-      </w:r>
-      <w:proofErr w:type="spellStart"/>
-      <w:r>
-        <w:rPr>
-          <w:rFonts w:eastAsia="Times New Roman" w:cs="Times New Roman"/>
-          <w:szCs w:val="28"/>
-        </w:rPr>
-        <w:t>vision</w:t>
-      </w:r>
-      <w:proofErr w:type="spellEnd"/>
-      <w:r>
-        <w:rPr>
-          <w:rFonts w:eastAsia="Times New Roman" w:cs="Times New Roman"/>
-          <w:szCs w:val="28"/>
-        </w:rPr>
-        <w:t>) и "способность к выполнению" (</w:t>
-      </w:r>
-      <w:proofErr w:type="spellStart"/>
-      <w:r>
-        <w:rPr>
-          <w:rFonts w:eastAsia="Times New Roman" w:cs="Times New Roman"/>
-          <w:szCs w:val="28"/>
-        </w:rPr>
-        <w:t>ability</w:t>
-      </w:r>
-      <w:proofErr w:type="spellEnd"/>
-      <w:r>
-        <w:rPr>
-          <w:rFonts w:eastAsia="Times New Roman" w:cs="Times New Roman"/>
-          <w:szCs w:val="28"/>
-        </w:rPr>
-        <w:t xml:space="preserve"> </w:t>
-      </w:r>
-      <w:proofErr w:type="spellStart"/>
-      <w:r>
-        <w:rPr>
-          <w:rFonts w:eastAsia="Times New Roman" w:cs="Times New Roman"/>
-          <w:szCs w:val="28"/>
-        </w:rPr>
-        <w:t>to</w:t>
-      </w:r>
-      <w:proofErr w:type="spellEnd"/>
-      <w:r>
-        <w:rPr>
-          <w:rFonts w:eastAsia="Times New Roman" w:cs="Times New Roman"/>
-          <w:szCs w:val="28"/>
-        </w:rPr>
-        <w:t xml:space="preserve"> </w:t>
-      </w:r>
-      <w:proofErr w:type="spellStart"/>
-      <w:r>
-        <w:rPr>
-          <w:rFonts w:eastAsia="Times New Roman" w:cs="Times New Roman"/>
-          <w:szCs w:val="28"/>
-        </w:rPr>
-        <w:t>execute</w:t>
-      </w:r>
-      <w:proofErr w:type="spellEnd"/>
-      <w:r>
-        <w:rPr>
-          <w:rFonts w:eastAsia="Times New Roman" w:cs="Times New Roman"/>
-          <w:szCs w:val="28"/>
-        </w:rPr>
-        <w:t>).</w:t>
+        <w:t>Определение: Магический квадрант Gartner – это аналитический инструмент, используемый для оценки и сравнения поставщиков технологий в определенной рыночной нише. Он представляет собой графическое изображение, на котором компании позиционируются по двум осям: "полнота видения" (completeness of vision) и "способность к выполнению" (ability to execute).</w:t>
       </w:r>
     </w:p>
     <w:p>
@@ -5043,6 +3533,7 @@
           <w:rFonts w:eastAsia="Times New Roman" w:cs="Times New Roman"/>
           <w:szCs w:val="28"/>
         </w:rPr>
+        <w:lastRenderedPageBreak/>
         <w:t>Позволяет оценить сильные и слабые стороны поставщиков в рамках одной рыночной ниши, но не следует экстраполировать их успех на другие категории.</w:t>
       </w:r>
     </w:p>
@@ -5162,7 +3653,13 @@
       <w:rPr>
         <w:lang w:val="ru-RU"/>
       </w:rPr>
-      <w:t>2025</w:t>
+      <w:t>202</w:t>
+    </w:r>
+    <w:r>
+      <w:rPr>
+        <w:lang w:val="ru-RU"/>
+      </w:rPr>
+      <w:t>6</w:t>
     </w:r>
   </w:p>
 </w:ftr>
